--- a/valencia/UD00/UD00 - Activitat avaluable 03 (Semipresencial).docx
+++ b/valencia/UD00/UD00 - Activitat avaluable 03 (Semipresencial).docx
@@ -80,12 +80,12 @@
             <wp:extent cx="6120000" cy="723900"/>
             <wp:effectExtent b="0" l="0" r="0" t="0"/>
             <wp:wrapSquare wrapText="bothSides" distB="114300" distT="114300" distL="114300" distR="114300"/>
-            <wp:docPr id="2" name="image1.png"/>
+            <wp:docPr id="3" name="image3.png"/>
             <a:graphic>
               <a:graphicData uri="http://schemas.openxmlformats.org/drawingml/2006/picture">
                 <pic:pic>
                   <pic:nvPicPr>
-                    <pic:cNvPr id="0" name="image1.png"/>
+                    <pic:cNvPr id="0" name="image3.png"/>
                     <pic:cNvPicPr preferRelativeResize="0"/>
                   </pic:nvPicPr>
                   <pic:blipFill>
@@ -120,7 +120,7 @@
           <wp:inline distB="114300" distT="114300" distL="114300" distR="114300">
             <wp:extent cx="447675" cy="57150"/>
             <wp:effectExtent b="0" l="0" r="0" t="0"/>
-            <wp:docPr descr="short line" id="3" name="image4.png"/>
+            <wp:docPr descr="short line" id="4" name="image4.png"/>
             <a:graphic>
               <a:graphicData uri="http://schemas.openxmlformats.org/drawingml/2006/picture">
                 <pic:pic>
@@ -337,96 +337,27 @@
           <w:szCs w:val="32"/>
           <w:rtl w:val="0"/>
         </w:rPr>
-        <w:t xml:space="preserve">Actualitzat Setembre 2025</w:t>
-      </w:r>
-    </w:p>
-    <w:p>
-      <w:pPr>
-        <w:pageBreakBefore w:val="0"/>
-        <w:widowControl w:val="1"/>
-        <w:spacing w:after="0" w:before="200" w:line="300" w:lineRule="auto"/>
-        <w:rPr>
-          <w:color w:val="336633"/>
-          <w:sz w:val="28"/>
-          <w:szCs w:val="28"/>
-        </w:rPr>
-      </w:pPr>
-      <w:r>
-        <w:rPr>
-          <w:color w:val="336633"/>
-          <w:sz w:val="28"/>
-          <w:szCs w:val="28"/>
-          <w:rtl w:val="0"/>
-        </w:rPr>
-        <w:t xml:space="preserve">Llicència</w:t>
-      </w:r>
-    </w:p>
-    <w:p>
-      <w:pPr>
-        <w:pageBreakBefore w:val="0"/>
-        <w:ind w:left="395" w:right="404" w:firstLine="0"/>
-        <w:rPr>
-          <w:rFonts w:ascii="Verdana" w:cs="Verdana" w:eastAsia="Verdana" w:hAnsi="Verdana"/>
-          <w:b w:val="1"/>
-          <w:sz w:val="20"/>
-          <w:szCs w:val="20"/>
-        </w:rPr>
-      </w:pPr>
-      <w:r>
-        <w:rPr>
-          <w:rtl w:val="0"/>
-        </w:rPr>
-      </w:r>
-    </w:p>
-    <w:p>
-      <w:pPr>
-        <w:pageBreakBefore w:val="0"/>
-        <w:ind w:left="395" w:right="404" w:firstLine="0"/>
-        <w:rPr/>
-      </w:pPr>
-      <w:r>
-        <w:rPr>
-          <w:rFonts w:ascii="Verdana" w:cs="Verdana" w:eastAsia="Verdana" w:hAnsi="Verdana"/>
-          <w:b w:val="1"/>
-          <w:sz w:val="20"/>
-          <w:szCs w:val="20"/>
-          <w:rtl w:val="0"/>
-        </w:rPr>
-        <w:t xml:space="preserve">Reconeixement - No comercial - CompartirIgual </w:t>
-      </w:r>
-      <w:r>
-        <w:rPr>
-          <w:rFonts w:ascii="Verdana" w:cs="Verdana" w:eastAsia="Verdana" w:hAnsi="Verdana"/>
-          <w:sz w:val="20"/>
-          <w:szCs w:val="20"/>
-          <w:rtl w:val="0"/>
-        </w:rPr>
-        <w:t xml:space="preserve">(BY-NC-SA): No es permet un ús comercial de l'obra original ni de les possibles obres derivades, la distribució de les quals s'ha de fer amb una llicència igual a la que regula l'obra original.</w:t>
-      </w:r>
-      <w:r>
-        <w:rPr>
-          <w:rtl w:val="0"/>
-        </w:rPr>
+        <w:t xml:space="preserve">Actualitzat Setembre 2025 </w:t>
       </w:r>
       <w:r>
         <w:drawing>
           <wp:anchor allowOverlap="1" behindDoc="0" distB="57150" distT="57150" distL="57150" distR="57150" hidden="0" layoutInCell="1" locked="0" relativeHeight="0" simplePos="0">
             <wp:simplePos x="0" y="0"/>
             <wp:positionH relativeFrom="column">
-              <wp:posOffset>219075</wp:posOffset>
+              <wp:posOffset>2494355</wp:posOffset>
             </wp:positionH>
             <wp:positionV relativeFrom="paragraph">
-              <wp:posOffset>85725</wp:posOffset>
+              <wp:posOffset>184150</wp:posOffset>
             </wp:positionV>
             <wp:extent cx="922564" cy="322898"/>
             <wp:effectExtent b="0" l="0" r="0" t="0"/>
             <wp:wrapSquare wrapText="bothSides" distB="57150" distT="57150" distL="57150" distR="57150"/>
-            <wp:docPr id="1" name="image3.png"/>
+            <wp:docPr id="1" name="image1.png"/>
             <a:graphic>
               <a:graphicData uri="http://schemas.openxmlformats.org/drawingml/2006/picture">
                 <pic:pic>
                   <pic:nvPicPr>
-                    <pic:cNvPr id="0" name="image3.png"/>
+                    <pic:cNvPr id="0" name="image1.png"/>
                     <pic:cNvPicPr preferRelativeResize="0"/>
                   </pic:nvPicPr>
                   <pic:blipFill>
@@ -454,6 +385,117 @@
     <w:p>
       <w:pPr>
         <w:pageBreakBefore w:val="0"/>
+        <w:widowControl w:val="1"/>
+        <w:spacing w:after="0" w:before="200" w:line="300" w:lineRule="auto"/>
+        <w:rPr>
+          <w:color w:val="336633"/>
+          <w:sz w:val="28"/>
+          <w:szCs w:val="28"/>
+        </w:rPr>
+      </w:pPr>
+      <w:r>
+        <w:rPr>
+          <w:color w:val="336633"/>
+          <w:sz w:val="28"/>
+          <w:szCs w:val="28"/>
+          <w:rtl w:val="0"/>
+        </w:rPr>
+        <w:t xml:space="preserve">Llicència</w:t>
+      </w:r>
+    </w:p>
+    <w:p>
+      <w:pPr>
+        <w:pageBreakBefore w:val="0"/>
+        <w:ind w:left="395" w:right="404" w:firstLine="0"/>
+        <w:rPr>
+          <w:rFonts w:ascii="Verdana" w:cs="Verdana" w:eastAsia="Verdana" w:hAnsi="Verdana"/>
+          <w:b w:val="1"/>
+          <w:sz w:val="20"/>
+          <w:szCs w:val="20"/>
+        </w:rPr>
+      </w:pPr>
+      <w:r>
+        <w:rPr>
+          <w:rtl w:val="0"/>
+        </w:rPr>
+      </w:r>
+    </w:p>
+    <w:p>
+      <w:pPr>
+        <w:pageBreakBefore w:val="0"/>
+        <w:ind w:left="395" w:right="404" w:firstLine="0"/>
+        <w:rPr/>
+      </w:pPr>
+      <w:r>
+        <w:rPr>
+          <w:rFonts w:ascii="Verdana" w:cs="Verdana" w:eastAsia="Verdana" w:hAnsi="Verdana"/>
+          <w:b w:val="1"/>
+          <w:sz w:val="20"/>
+          <w:szCs w:val="20"/>
+          <w:rtl w:val="0"/>
+        </w:rPr>
+        <w:t xml:space="preserve">Reconeixement - No comercial - CompartirIgual </w:t>
+      </w:r>
+      <w:r>
+        <w:rPr>
+          <w:rFonts w:ascii="Verdana" w:cs="Verdana" w:eastAsia="Verdana" w:hAnsi="Verdana"/>
+          <w:sz w:val="20"/>
+          <w:szCs w:val="20"/>
+          <w:rtl w:val="0"/>
+        </w:rPr>
+        <w:t xml:space="preserve">(BY-NC-SA): No es permet un ús comercial de l'obra original ni de les possibles obres derivades, la distribució de les quals s'ha de fer amb una llicència igual a la que regula l'obra original.</w:t>
+      </w:r>
+      <w:r>
+        <w:rPr>
+          <w:rtl w:val="0"/>
+        </w:rPr>
+      </w:r>
+      <w:r>
+        <w:drawing>
+          <wp:anchor allowOverlap="1" behindDoc="0" distB="57150" distT="57150" distL="57150" distR="57150" hidden="0" layoutInCell="1" locked="0" relativeHeight="0" simplePos="0">
+            <wp:simplePos x="0" y="0"/>
+            <wp:positionH relativeFrom="column">
+              <wp:posOffset>219075</wp:posOffset>
+            </wp:positionH>
+            <wp:positionV relativeFrom="paragraph">
+              <wp:posOffset>85725</wp:posOffset>
+            </wp:positionV>
+            <wp:extent cx="922564" cy="322898"/>
+            <wp:effectExtent b="0" l="0" r="0" t="0"/>
+            <wp:wrapSquare wrapText="bothSides" distB="57150" distT="57150" distL="57150" distR="57150"/>
+            <wp:docPr id="2" name="image1.png"/>
+            <a:graphic>
+              <a:graphicData uri="http://schemas.openxmlformats.org/drawingml/2006/picture">
+                <pic:pic>
+                  <pic:nvPicPr>
+                    <pic:cNvPr id="0" name="image1.png"/>
+                    <pic:cNvPicPr preferRelativeResize="0"/>
+                  </pic:nvPicPr>
+                  <pic:blipFill>
+                    <a:blip r:embed="rId8"/>
+                    <a:srcRect b="0" l="0" r="0" t="0"/>
+                    <a:stretch>
+                      <a:fillRect/>
+                    </a:stretch>
+                  </pic:blipFill>
+                  <pic:spPr>
+                    <a:xfrm>
+                      <a:off x="0" y="0"/>
+                      <a:ext cx="922564" cy="322898"/>
+                    </a:xfrm>
+                    <a:prstGeom prst="rect"/>
+                    <a:ln/>
+                  </pic:spPr>
+                </pic:pic>
+              </a:graphicData>
+            </a:graphic>
+          </wp:anchor>
+        </w:drawing>
+      </w:r>
+    </w:p>
+    <w:p>
+      <w:pPr>
+        <w:pageBreakBefore w:val="0"/>
         <w:ind w:firstLine="113"/>
         <w:rPr>
           <w:rFonts w:ascii="Verdana" w:cs="Verdana" w:eastAsia="Verdana" w:hAnsi="Verdana"/>
@@ -689,7 +731,7 @@
     </w:p>
     <w:sdt>
       <w:sdtPr>
-        <w:id w:val="-750233692"/>
+        <w:id w:val="-418135998"/>
         <w:docPartObj>
           <w:docPartGallery w:val="Table of Contents"/>
           <w:docPartUnique w:val="1"/>
@@ -1490,11 +1532,19 @@
       </w:pPr>
     </w:pPrDefault>
   </w:docDefaults>
+  <w:style w:type="table" w:styleId="TableNormal" w:default="1">
+    <w:name w:val="TableNormal"/>
+    <w:tblPr>
+      <w:tblCellMar>
+        <w:top w:w="100.0" w:type="dxa"/>
+        <w:left w:w="100.0" w:type="dxa"/>
+        <w:bottom w:w="100.0" w:type="dxa"/>
+        <w:right w:w="100.0" w:type="dxa"/>
+      </w:tblCellMar>
+    </w:tblPr>
+  </w:style>
   <w:style w:type="paragraph" w:styleId="Normal" w:default="1">
     <w:name w:val="normal"/>
-  </w:style>
-  <w:style w:type="table" w:styleId="TableNormal" w:default="1">
-    <w:name w:val="TableNormal"/>
   </w:style>
   <w:style w:type="paragraph" w:styleId="Heading1">
     <w:name w:val="heading 1"/>

--- a/valencia/UD00/UD00 - Activitat avaluable 03 (Semipresencial).docx
+++ b/valencia/UD00/UD00 - Activitat avaluable 03 (Semipresencial).docx
@@ -708,30 +708,25 @@
           <w:rFonts w:ascii="Verdana" w:cs="Verdana" w:eastAsia="Verdana" w:hAnsi="Verdana"/>
           <w:b w:val="1"/>
           <w:smallCaps w:val="1"/>
-          <w:sz w:val="16"/>
-          <w:szCs w:val="16"/>
-        </w:rPr>
-      </w:pPr>
-      <w:r>
-        <w:rPr>
-          <w:rFonts w:ascii="Arial" w:cs="Arial" w:eastAsia="Arial" w:hAnsi="Arial"/>
+          <w:sz w:val="30"/>
+          <w:szCs w:val="30"/>
+        </w:rPr>
+      </w:pPr>
+      <w:r>
+        <w:rPr>
+          <w:rFonts w:ascii="Verdana" w:cs="Verdana" w:eastAsia="Verdana" w:hAnsi="Verdana"/>
           <w:b w:val="1"/>
           <w:smallCaps w:val="1"/>
-          <w:sz w:val="32"/>
-          <w:szCs w:val="32"/>
+          <w:sz w:val="30"/>
+          <w:szCs w:val="30"/>
           <w:rtl w:val="0"/>
         </w:rPr>
         <w:t xml:space="preserve">Índex de contingut</w:t>
-      </w:r>
-      <w:r>
-        <w:rPr>
-          <w:rtl w:val="0"/>
-        </w:rPr>
       </w:r>
     </w:p>
     <w:sdt>
       <w:sdtPr>
-        <w:id w:val="-418135998"/>
+        <w:id w:val="-560690824"/>
         <w:docPartObj>
           <w:docPartGallery w:val="Table of Contents"/>
           <w:docPartUnique w:val="1"/>
@@ -746,14 +741,14 @@
             <w:spacing w:after="0" w:before="60" w:lineRule="auto"/>
             <w:jc w:val="left"/>
             <w:rPr>
-              <w:rFonts w:ascii="Arial" w:cs="Arial" w:eastAsia="Arial" w:hAnsi="Arial"/>
+              <w:rFonts w:ascii="Verdana" w:cs="Verdana" w:eastAsia="Verdana" w:hAnsi="Verdana"/>
               <w:b w:val="1"/>
               <w:i w:val="0"/>
               <w:smallCaps w:val="0"/>
               <w:strike w:val="0"/>
               <w:color w:val="000000"/>
-              <w:sz w:val="22"/>
-              <w:szCs w:val="22"/>
+              <w:sz w:val="20"/>
+              <w:szCs w:val="20"/>
               <w:u w:val="none"/>
               <w:shd w:fill="auto" w:val="clear"/>
               <w:vertAlign w:val="baseline"/>
@@ -773,8 +768,8 @@
                 <w:smallCaps w:val="0"/>
                 <w:strike w:val="0"/>
                 <w:color w:val="000000"/>
-                <w:sz w:val="16"/>
-                <w:szCs w:val="16"/>
+                <w:sz w:val="20"/>
+                <w:szCs w:val="20"/>
                 <w:u w:val="none"/>
                 <w:shd w:fill="auto" w:val="clear"/>
                 <w:vertAlign w:val="baseline"/>
@@ -799,20 +794,20 @@
             <w:spacing w:after="0" w:before="60" w:lineRule="auto"/>
             <w:jc w:val="left"/>
             <w:rPr>
-              <w:rFonts w:ascii="Arial" w:cs="Arial" w:eastAsia="Arial" w:hAnsi="Arial"/>
+              <w:rFonts w:ascii="Verdana" w:cs="Verdana" w:eastAsia="Verdana" w:hAnsi="Verdana"/>
               <w:b w:val="1"/>
               <w:i w:val="0"/>
               <w:smallCaps w:val="0"/>
               <w:strike w:val="0"/>
               <w:color w:val="000000"/>
-              <w:sz w:val="22"/>
-              <w:szCs w:val="22"/>
+              <w:sz w:val="20"/>
+              <w:szCs w:val="20"/>
               <w:u w:val="none"/>
               <w:shd w:fill="auto" w:val="clear"/>
               <w:vertAlign w:val="baseline"/>
             </w:rPr>
           </w:pPr>
-          <w:hyperlink w:anchor="_2itjvswydgw7">
+          <w:hyperlink w:anchor="_amr7lldf2k2k">
             <w:r>
               <w:rPr>
                 <w:rFonts w:ascii="Verdana" w:cs="Verdana" w:eastAsia="Verdana" w:hAnsi="Verdana"/>
@@ -821,14 +816,14 @@
                 <w:smallCaps w:val="0"/>
                 <w:strike w:val="0"/>
                 <w:color w:val="000000"/>
-                <w:sz w:val="16"/>
-                <w:szCs w:val="16"/>
+                <w:sz w:val="20"/>
+                <w:szCs w:val="20"/>
                 <w:u w:val="none"/>
                 <w:shd w:fill="auto" w:val="clear"/>
                 <w:vertAlign w:val="baseline"/>
                 <w:rtl w:val="0"/>
               </w:rPr>
-              <w:t xml:space="preserve">2. Citació demostració d’autoria dels exercicis i castic per còpia</w:t>
+              <w:t xml:space="preserve">2. Objectiu</w:t>
               <w:tab/>
               <w:t xml:space="preserve">3</w:t>
             </w:r>
@@ -847,20 +842,20 @@
             <w:spacing w:after="0" w:before="60" w:lineRule="auto"/>
             <w:jc w:val="left"/>
             <w:rPr>
-              <w:rFonts w:ascii="Arial" w:cs="Arial" w:eastAsia="Arial" w:hAnsi="Arial"/>
+              <w:rFonts w:ascii="Verdana" w:cs="Verdana" w:eastAsia="Verdana" w:hAnsi="Verdana"/>
               <w:b w:val="1"/>
               <w:i w:val="0"/>
               <w:smallCaps w:val="0"/>
               <w:strike w:val="0"/>
               <w:color w:val="000000"/>
-              <w:sz w:val="22"/>
-              <w:szCs w:val="22"/>
+              <w:sz w:val="20"/>
+              <w:szCs w:val="20"/>
               <w:u w:val="none"/>
               <w:shd w:fill="auto" w:val="clear"/>
               <w:vertAlign w:val="baseline"/>
             </w:rPr>
           </w:pPr>
-          <w:hyperlink w:anchor="_jd14z2yecuev">
+          <w:hyperlink w:anchor="_n08efl95r5bm">
             <w:r>
               <w:rPr>
                 <w:rFonts w:ascii="Verdana" w:cs="Verdana" w:eastAsia="Verdana" w:hAnsi="Verdana"/>
@@ -869,16 +864,208 @@
                 <w:smallCaps w:val="0"/>
                 <w:strike w:val="0"/>
                 <w:color w:val="000000"/>
-                <w:sz w:val="16"/>
-                <w:szCs w:val="16"/>
+                <w:sz w:val="20"/>
+                <w:szCs w:val="20"/>
                 <w:u w:val="none"/>
                 <w:shd w:fill="auto" w:val="clear"/>
                 <w:vertAlign w:val="baseline"/>
                 <w:rtl w:val="0"/>
               </w:rPr>
-              <w:t xml:space="preserve">3. Activitat 01</w:t>
+              <w:t xml:space="preserve">3. Descripció general</w:t>
               <w:tab/>
               <w:t xml:space="preserve">3</w:t>
+            </w:r>
+          </w:hyperlink>
+          <w:r>
+            <w:rPr>
+              <w:rtl w:val="0"/>
+            </w:rPr>
+          </w:r>
+        </w:p>
+        <w:p>
+          <w:pPr>
+            <w:tabs>
+              <w:tab w:val="right" w:leader="none" w:pos="12000"/>
+            </w:tabs>
+            <w:spacing w:after="0" w:before="60" w:lineRule="auto"/>
+            <w:jc w:val="left"/>
+            <w:rPr>
+              <w:rFonts w:ascii="Verdana" w:cs="Verdana" w:eastAsia="Verdana" w:hAnsi="Verdana"/>
+              <w:b w:val="1"/>
+              <w:i w:val="0"/>
+              <w:smallCaps w:val="0"/>
+              <w:strike w:val="0"/>
+              <w:color w:val="000000"/>
+              <w:sz w:val="20"/>
+              <w:szCs w:val="20"/>
+              <w:u w:val="none"/>
+              <w:shd w:fill="auto" w:val="clear"/>
+              <w:vertAlign w:val="baseline"/>
+            </w:rPr>
+          </w:pPr>
+          <w:hyperlink w:anchor="_rcg1q2eeglw7">
+            <w:r>
+              <w:rPr>
+                <w:rFonts w:ascii="Verdana" w:cs="Verdana" w:eastAsia="Verdana" w:hAnsi="Verdana"/>
+                <w:b w:val="1"/>
+                <w:i w:val="0"/>
+                <w:smallCaps w:val="0"/>
+                <w:strike w:val="0"/>
+                <w:color w:val="000000"/>
+                <w:sz w:val="20"/>
+                <w:szCs w:val="20"/>
+                <w:u w:val="none"/>
+                <w:shd w:fill="auto" w:val="clear"/>
+                <w:vertAlign w:val="baseline"/>
+                <w:rtl w:val="0"/>
+              </w:rPr>
+              <w:t xml:space="preserve">4. Normes de realització OBLIGATÒRIES</w:t>
+              <w:tab/>
+              <w:t xml:space="preserve">3</w:t>
+            </w:r>
+          </w:hyperlink>
+          <w:r>
+            <w:rPr>
+              <w:rtl w:val="0"/>
+            </w:rPr>
+          </w:r>
+        </w:p>
+        <w:p>
+          <w:pPr>
+            <w:tabs>
+              <w:tab w:val="right" w:leader="none" w:pos="12000"/>
+            </w:tabs>
+            <w:spacing w:after="0" w:before="60" w:lineRule="auto"/>
+            <w:jc w:val="left"/>
+            <w:rPr>
+              <w:rFonts w:ascii="Verdana" w:cs="Verdana" w:eastAsia="Verdana" w:hAnsi="Verdana"/>
+              <w:b w:val="1"/>
+              <w:i w:val="0"/>
+              <w:smallCaps w:val="0"/>
+              <w:strike w:val="0"/>
+              <w:color w:val="000000"/>
+              <w:sz w:val="20"/>
+              <w:szCs w:val="20"/>
+              <w:u w:val="none"/>
+              <w:shd w:fill="auto" w:val="clear"/>
+              <w:vertAlign w:val="baseline"/>
+            </w:rPr>
+          </w:pPr>
+          <w:hyperlink w:anchor="_tf2eyejye17o">
+            <w:r>
+              <w:rPr>
+                <w:rFonts w:ascii="Verdana" w:cs="Verdana" w:eastAsia="Verdana" w:hAnsi="Verdana"/>
+                <w:b w:val="1"/>
+                <w:i w:val="0"/>
+                <w:smallCaps w:val="0"/>
+                <w:strike w:val="0"/>
+                <w:color w:val="000000"/>
+                <w:sz w:val="20"/>
+                <w:szCs w:val="20"/>
+                <w:u w:val="none"/>
+                <w:shd w:fill="auto" w:val="clear"/>
+                <w:vertAlign w:val="baseline"/>
+                <w:rtl w:val="0"/>
+              </w:rPr>
+              <w:t xml:space="preserve">5. Instruccions detallades</w:t>
+              <w:tab/>
+              <w:t xml:space="preserve">4</w:t>
+            </w:r>
+          </w:hyperlink>
+          <w:r>
+            <w:rPr>
+              <w:rtl w:val="0"/>
+            </w:rPr>
+          </w:r>
+        </w:p>
+        <w:p>
+          <w:pPr>
+            <w:tabs>
+              <w:tab w:val="right" w:leader="none" w:pos="12000"/>
+            </w:tabs>
+            <w:spacing w:after="0" w:before="60" w:lineRule="auto"/>
+            <w:jc w:val="left"/>
+            <w:rPr>
+              <w:rFonts w:ascii="Verdana" w:cs="Verdana" w:eastAsia="Verdana" w:hAnsi="Verdana"/>
+              <w:b w:val="1"/>
+              <w:i w:val="0"/>
+              <w:smallCaps w:val="0"/>
+              <w:strike w:val="0"/>
+              <w:color w:val="000000"/>
+              <w:sz w:val="20"/>
+              <w:szCs w:val="20"/>
+              <w:u w:val="none"/>
+              <w:shd w:fill="auto" w:val="clear"/>
+              <w:vertAlign w:val="baseline"/>
+            </w:rPr>
+          </w:pPr>
+          <w:hyperlink w:anchor="_pes1bkma7zkc">
+            <w:r>
+              <w:rPr>
+                <w:rFonts w:ascii="Verdana" w:cs="Verdana" w:eastAsia="Verdana" w:hAnsi="Verdana"/>
+                <w:b w:val="1"/>
+                <w:i w:val="0"/>
+                <w:smallCaps w:val="0"/>
+                <w:strike w:val="0"/>
+                <w:color w:val="000000"/>
+                <w:sz w:val="20"/>
+                <w:szCs w:val="20"/>
+                <w:u w:val="none"/>
+                <w:shd w:fill="auto" w:val="clear"/>
+                <w:vertAlign w:val="baseline"/>
+                <w:rtl w:val="0"/>
+              </w:rPr>
+              <w:t xml:space="preserve">6. Criteris d’avaluació (Aprovat/No Aprovat)</w:t>
+              <w:tab/>
+              <w:t xml:space="preserve">5</w:t>
+            </w:r>
+          </w:hyperlink>
+          <w:r>
+            <w:rPr>
+              <w:rtl w:val="0"/>
+            </w:rPr>
+          </w:r>
+        </w:p>
+        <w:p>
+          <w:pPr>
+            <w:tabs>
+              <w:tab w:val="right" w:leader="none" w:pos="12000"/>
+            </w:tabs>
+            <w:spacing w:after="0" w:before="60" w:lineRule="auto"/>
+            <w:jc w:val="left"/>
+            <w:rPr>
+              <w:rFonts w:ascii="Verdana" w:cs="Verdana" w:eastAsia="Verdana" w:hAnsi="Verdana"/>
+              <w:b w:val="1"/>
+              <w:i w:val="0"/>
+              <w:smallCaps w:val="0"/>
+              <w:strike w:val="0"/>
+              <w:color w:val="000000"/>
+              <w:sz w:val="20"/>
+              <w:szCs w:val="20"/>
+              <w:u w:val="none"/>
+              <w:shd w:fill="auto" w:val="clear"/>
+              <w:vertAlign w:val="baseline"/>
+            </w:rPr>
+          </w:pPr>
+          <w:hyperlink w:anchor="_3sizicl56pz9">
+            <w:r>
+              <w:rPr>
+                <w:rFonts w:ascii="Verdana" w:cs="Verdana" w:eastAsia="Verdana" w:hAnsi="Verdana"/>
+                <w:b w:val="1"/>
+                <w:i w:val="0"/>
+                <w:smallCaps w:val="0"/>
+                <w:strike w:val="0"/>
+                <w:color w:val="000000"/>
+                <w:sz w:val="20"/>
+                <w:szCs w:val="20"/>
+                <w:u w:val="none"/>
+                <w:shd w:fill="auto" w:val="clear"/>
+                <w:vertAlign w:val="baseline"/>
+                <w:rtl w:val="0"/>
+              </w:rPr>
+              <w:t xml:space="preserve">7. Que entregar</w:t>
+              <w:tab/>
+              <w:t xml:space="preserve">5</w:t>
             </w:r>
           </w:hyperlink>
           <w:r>
@@ -901,8 +1088,8 @@
           <w:rFonts w:ascii="Verdana" w:cs="Verdana" w:eastAsia="Verdana" w:hAnsi="Verdana"/>
           <w:b w:val="1"/>
           <w:smallCaps w:val="1"/>
-          <w:sz w:val="16"/>
-          <w:szCs w:val="16"/>
+          <w:sz w:val="20"/>
+          <w:szCs w:val="20"/>
         </w:rPr>
       </w:pPr>
       <w:r>
@@ -958,11 +1145,8 @@
     <w:p>
       <w:pPr>
         <w:pStyle w:val="Heading1"/>
-        <w:numPr>
-          <w:ilvl w:val="0"/>
-          <w:numId w:val="1"/>
-        </w:numPr>
-        <w:ind w:left="432"/>
+        <w:ind w:left="0" w:firstLine="0"/>
+        <w:rPr/>
       </w:pPr>
       <w:bookmarkStart w:colFirst="0" w:colLast="0" w:name="_dbh0n1vac4c8" w:id="1"/>
       <w:bookmarkEnd w:id="1"/>
@@ -970,7 +1154,7 @@
         <w:rPr>
           <w:rtl w:val="0"/>
         </w:rPr>
-        <w:t xml:space="preserve">Data d’entrega</w:t>
+        <w:t xml:space="preserve">1. Data d’entrega</w:t>
       </w:r>
     </w:p>
     <w:p>
@@ -1055,110 +1239,99 @@
     <w:p>
       <w:pPr>
         <w:pStyle w:val="Heading1"/>
-        <w:numPr>
-          <w:ilvl w:val="0"/>
-          <w:numId w:val="1"/>
-        </w:numPr>
-        <w:ind w:left="432"/>
-      </w:pPr>
-      <w:bookmarkStart w:colFirst="0" w:colLast="0" w:name="_2itjvswydgw7" w:id="2"/>
+        <w:keepNext w:val="0"/>
+        <w:spacing w:after="80" w:before="280" w:lineRule="auto"/>
+        <w:ind w:left="0"/>
+        <w:jc w:val="both"/>
+        <w:rPr/>
+      </w:pPr>
+      <w:bookmarkStart w:colFirst="0" w:colLast="0" w:name="_amr7lldf2k2k" w:id="2"/>
       <w:bookmarkEnd w:id="2"/>
       <w:r>
         <w:rPr>
           <w:rtl w:val="0"/>
         </w:rPr>
-        <w:t xml:space="preserve">Citació demostració d’autoria dels exercicis i castic per còpia</w:t>
-      </w:r>
-    </w:p>
-    <w:p>
-      <w:pPr>
+        <w:t xml:space="preserve">2. Objectiu</w:t>
+      </w:r>
+    </w:p>
+    <w:p>
+      <w:pPr>
+        <w:spacing w:after="240" w:before="240" w:lineRule="auto"/>
         <w:rPr/>
       </w:pPr>
       <w:r>
         <w:rPr>
           <w:rtl w:val="0"/>
         </w:rPr>
-        <w:t xml:space="preserve">Per a considerar un exercici realitzat, no basta únicament amb lliurar el codi amb comentaris. L’alumnat ha de SER CAPAÇ d’entendre i defendre el seu exercici a petició del professor i SER                             </w:t>
-      </w:r>
-    </w:p>
-    <w:p>
-      <w:pPr>
+        <w:t xml:space="preserve">Este projecte té com a objectiu que l’alumnat demostre de manera individual la seua competència en la resolució de problemes algorítmics, la seua familiaritat amb el llenguatge de programació </w:t>
+      </w:r>
+      <w:r>
+        <w:rPr>
+          <w:b w:val="1"/>
+          <w:rtl w:val="0"/>
+        </w:rPr>
+        <w:t xml:space="preserve">Python</w:t>
+      </w:r>
+      <w:r>
+        <w:rPr>
+          <w:rtl w:val="0"/>
+        </w:rPr>
+        <w:t xml:space="preserve"> i la seua capacitat per comprendre, adaptar, documentar i millorar codi basant-se en feedback específic.</w:t>
+        <w:br w:type="textWrapping"/>
+        <w:t xml:space="preserve">L’avaluació se centrarà en la funcionalitat, la qualitat del codi, la seua documentació i la comprensió dels conceptes.</w:t>
+      </w:r>
+    </w:p>
+    <w:p>
+      <w:pPr>
+        <w:pStyle w:val="Heading1"/>
+        <w:keepNext w:val="0"/>
+        <w:spacing w:after="80" w:before="280" w:lineRule="auto"/>
+        <w:ind w:left="0"/>
+        <w:jc w:val="both"/>
         <w:rPr/>
       </w:pPr>
-      <w:r>
-        <w:rPr>
-          <w:rtl w:val="0"/>
-        </w:rPr>
-        <w:t xml:space="preserve">CAPAÇ de realitzar modificacions relacionades amb el mateix, amb el fi de demostrar l’adquisició de coneixement i evitar qualsevol sospita de còpia.</w:t>
-      </w:r>
-    </w:p>
-    <w:p>
-      <w:pPr>
-        <w:rPr>
-          <w:b w:val="1"/>
-          <w:i w:val="1"/>
-          <w:u w:val="single"/>
-        </w:rPr>
-      </w:pPr>
-      <w:r>
-        <w:rPr>
-          <w:b w:val="1"/>
-          <w:i w:val="1"/>
-          <w:u w:val="single"/>
-          <w:rtl w:val="0"/>
-        </w:rPr>
-        <w:t xml:space="preserve">La còpia es castiga amb el suspens del mòdul complet.</w:t>
-      </w:r>
-    </w:p>
-    <w:p>
-      <w:pPr>
-        <w:rPr>
-          <w:b w:val="1"/>
-          <w:i w:val="1"/>
-          <w:u w:val="single"/>
-        </w:rPr>
-      </w:pPr>
-      <w:r>
-        <w:rPr>
-          <w:rtl w:val="0"/>
-        </w:rPr>
-      </w:r>
-    </w:p>
-    <w:p>
-      <w:pPr>
-        <w:pStyle w:val="Heading1"/>
-        <w:pageBreakBefore w:val="0"/>
-        <w:numPr>
-          <w:ilvl w:val="0"/>
-          <w:numId w:val="1"/>
-        </w:numPr>
-        <w:ind w:left="432"/>
-      </w:pPr>
-      <w:bookmarkStart w:colFirst="0" w:colLast="0" w:name="_jd14z2yecuev" w:id="3"/>
+      <w:bookmarkStart w:colFirst="0" w:colLast="0" w:name="_n08efl95r5bm" w:id="3"/>
       <w:bookmarkEnd w:id="3"/>
       <w:r>
         <w:rPr>
           <w:rtl w:val="0"/>
         </w:rPr>
-        <w:t xml:space="preserve">Activitat 01</w:t>
-      </w:r>
-      <w:r>
-        <w:rPr>
-          <w:rtl w:val="0"/>
-        </w:rPr>
-      </w:r>
-    </w:p>
-    <w:p>
-      <w:pPr>
+        <w:t xml:space="preserve">3. Descripció general</w:t>
+      </w:r>
+    </w:p>
+    <w:p>
+      <w:pPr>
+        <w:spacing w:after="240" w:before="240" w:lineRule="auto"/>
         <w:rPr/>
       </w:pPr>
       <w:r>
         <w:rPr>
           <w:rtl w:val="0"/>
         </w:rPr>
-        <w:t xml:space="preserve">Resol 15 problemes de Python de la pàgina web </w:t>
+        <w:t xml:space="preserve">L’alumnat haurà de completar </w:t>
+      </w:r>
+      <w:r>
+        <w:rPr>
+          <w:b w:val="1"/>
+          <w:rtl w:val="0"/>
+        </w:rPr>
+        <w:t xml:space="preserve">15 exercicis (katas)</w:t>
+      </w:r>
+      <w:r>
+        <w:rPr>
+          <w:rtl w:val="0"/>
+        </w:rPr>
+        <w:t xml:space="preserve"> de la plataforma CodeWars</w:t>
       </w:r>
       <w:hyperlink r:id="rId9">
+        <w:r>
+          <w:rPr>
+            <w:rtl w:val="0"/>
+          </w:rPr>
+          <w:t xml:space="preserve"> </w:t>
+        </w:r>
+      </w:hyperlink>
+      <w:hyperlink r:id="rId10">
         <w:r>
           <w:rPr>
             <w:color w:val="1155cc"/>
@@ -1172,45 +1345,1267 @@
         <w:rPr>
           <w:rtl w:val="0"/>
         </w:rPr>
-        <w:t xml:space="preserve">. Els problemes poden ser de qualsevol dificultat. Adjunta com a prova de realització el teu compte.</w:t>
-      </w:r>
-    </w:p>
-    <w:p>
-      <w:pPr>
+        <w:t xml:space="preserve"> utilitzant el llenguatge </w:t>
+      </w:r>
+      <w:r>
+        <w:rPr>
+          <w:b w:val="1"/>
+          <w:rtl w:val="0"/>
+        </w:rPr>
+        <w:t xml:space="preserve">Python</w:t>
+      </w:r>
+      <w:r>
+        <w:rPr>
+          <w:rtl w:val="0"/>
+        </w:rPr>
+        <w:t xml:space="preserve">.</w:t>
+        <w:br w:type="textWrapping"/>
+        <w:t xml:space="preserve">Estos 15 exercicis han de ser </w:t>
+      </w:r>
+      <w:r>
+        <w:rPr>
+          <w:b w:val="1"/>
+          <w:rtl w:val="0"/>
+        </w:rPr>
+        <w:t xml:space="preserve">10 de nivell 8</w:t>
+      </w:r>
+      <w:r>
+        <w:rPr>
+          <w:rtl w:val="0"/>
+        </w:rPr>
+        <w:t xml:space="preserve"> (més fàcils) i </w:t>
+      </w:r>
+      <w:r>
+        <w:rPr>
+          <w:b w:val="1"/>
+          <w:rtl w:val="0"/>
+        </w:rPr>
+        <w:t xml:space="preserve">5 exercicis MÍNIM de nivell 7</w:t>
+      </w:r>
+      <w:r>
+        <w:rPr>
+          <w:rtl w:val="0"/>
+        </w:rPr>
+        <w:t xml:space="preserve"> (un poc més difícils).</w:t>
+        <w:br w:type="textWrapping"/>
+        <w:t xml:space="preserve">Una vegada completats, es concertarà una cita d’avaluació amb el professorat per realitzar una defensa oral de les solucions, explicant-les i, a més, la realització en directe d’altres problemes que indique el professor. La qualificació final del projecte serà </w:t>
+      </w:r>
+      <w:r>
+        <w:rPr>
+          <w:b w:val="1"/>
+          <w:rtl w:val="0"/>
+        </w:rPr>
+        <w:t xml:space="preserve">Aprovat</w:t>
+      </w:r>
+      <w:r>
+        <w:rPr>
+          <w:rtl w:val="0"/>
+        </w:rPr>
+        <w:t xml:space="preserve"> o </w:t>
+      </w:r>
+      <w:r>
+        <w:rPr>
+          <w:b w:val="1"/>
+          <w:rtl w:val="0"/>
+        </w:rPr>
+        <w:t xml:space="preserve">No Aprovat</w:t>
+      </w:r>
+      <w:r>
+        <w:rPr>
+          <w:rtl w:val="0"/>
+        </w:rPr>
+        <w:t xml:space="preserve">.</w:t>
+      </w:r>
+    </w:p>
+    <w:p>
+      <w:pPr>
+        <w:pStyle w:val="Heading1"/>
+        <w:keepNext w:val="0"/>
+        <w:spacing w:after="80" w:before="280" w:lineRule="auto"/>
+        <w:ind w:left="0"/>
+        <w:jc w:val="both"/>
         <w:rPr/>
       </w:pPr>
-      <w:r>
-        <w:rPr>
-          <w:rtl w:val="0"/>
-        </w:rPr>
-        <w:t xml:space="preserve">PD: una vegada fet, aquest compte pots afegir-lo al teu currículum.</w:t>
-      </w:r>
-    </w:p>
-    <w:p>
-      <w:pPr>
+      <w:bookmarkStart w:colFirst="0" w:colLast="0" w:name="_rcg1q2eeglw7" w:id="4"/>
+      <w:bookmarkEnd w:id="4"/>
+      <w:r>
+        <w:rPr>
+          <w:rtl w:val="0"/>
+        </w:rPr>
+        <w:t xml:space="preserve">4. Normes de realització OBLIGATÒRIES</w:t>
+      </w:r>
+    </w:p>
+    <w:p>
+      <w:pPr>
+        <w:spacing w:after="240" w:before="240" w:lineRule="auto"/>
+        <w:rPr>
+          <w:b w:val="1"/>
+        </w:rPr>
+      </w:pPr>
+      <w:r>
+        <w:rPr>
+          <w:b w:val="1"/>
+          <w:rtl w:val="0"/>
+        </w:rPr>
+        <w:t xml:space="preserve">ATENCIÓ! ESTE ÉS UN TREBALL ESTRICTAMENT INDIVIDUAL.</w:t>
+      </w:r>
+    </w:p>
+    <w:p>
+      <w:pPr>
+        <w:spacing w:after="240" w:before="240" w:lineRule="auto"/>
         <w:rPr/>
       </w:pPr>
       <w:r>
         <w:rPr>
           <w:rtl w:val="0"/>
         </w:rPr>
-      </w:r>
-    </w:p>
-    <w:p>
-      <w:pPr>
+        <w:t xml:space="preserve">QUEDA TERMINANTMENT PROHIBIT:</w:t>
+      </w:r>
+    </w:p>
+    <w:p>
+      <w:pPr>
+        <w:numPr>
+          <w:ilvl w:val="0"/>
+          <w:numId w:val="5"/>
+        </w:numPr>
+        <w:spacing w:after="0" w:afterAutospacing="0" w:before="240" w:lineRule="auto"/>
+        <w:ind w:left="720" w:hanging="360"/>
+        <w:jc w:val="left"/>
+      </w:pPr>
+      <w:r>
+        <w:rPr>
+          <w:rtl w:val="0"/>
+        </w:rPr>
+        <w:t xml:space="preserve">Utilitzar qualsevol mena d’Assistent d’IA Generativa per generar codi, explicacions, comentaris o qualsevol part del projecte. Açò inclou, però no es limita a: GitHub Copilot, ChatGPT, DeepSeek, Grok, Gemini, Claude, Gwen, Kimi, etc.</w:t>
+      </w:r>
+    </w:p>
+    <w:p>
+      <w:pPr>
+        <w:numPr>
+          <w:ilvl w:val="0"/>
+          <w:numId w:val="5"/>
+        </w:numPr>
+        <w:spacing w:after="0" w:afterAutospacing="0" w:before="0" w:beforeAutospacing="0" w:lineRule="auto"/>
+        <w:ind w:left="720" w:hanging="360"/>
+        <w:jc w:val="left"/>
+      </w:pPr>
+      <w:r>
+        <w:rPr>
+          <w:rtl w:val="0"/>
+        </w:rPr>
+        <w:t xml:space="preserve">Qualsevol altra eina similar basada en models de llenguatge gran (LLM).</w:t>
+      </w:r>
+    </w:p>
+    <w:p>
+      <w:pPr>
+        <w:numPr>
+          <w:ilvl w:val="0"/>
+          <w:numId w:val="5"/>
+        </w:numPr>
+        <w:spacing w:after="0" w:afterAutospacing="0" w:before="0" w:beforeAutospacing="0" w:lineRule="auto"/>
+        <w:ind w:left="720" w:hanging="360"/>
+        <w:jc w:val="left"/>
+      </w:pPr>
+      <w:r>
+        <w:rPr>
+          <w:rtl w:val="0"/>
+        </w:rPr>
+        <w:t xml:space="preserve">Utilitzar codi escrit per altres persones. Açò inclou:</w:t>
+      </w:r>
+    </w:p>
+    <w:p>
+      <w:pPr>
+        <w:numPr>
+          <w:ilvl w:val="1"/>
+          <w:numId w:val="5"/>
+        </w:numPr>
+        <w:spacing w:after="0" w:afterAutospacing="0" w:before="0" w:beforeAutospacing="0" w:lineRule="auto"/>
+        <w:ind w:left="1440" w:hanging="360"/>
+        <w:jc w:val="left"/>
+      </w:pPr>
+      <w:r>
+        <w:rPr>
+          <w:rtl w:val="0"/>
+        </w:rPr>
+        <w:t xml:space="preserve">Copiar solucions d’altres usuaris en CodeWars o en qualsevol altre fòrum o pàgina web.</w:t>
+      </w:r>
+    </w:p>
+    <w:p>
+      <w:pPr>
+        <w:numPr>
+          <w:ilvl w:val="1"/>
+          <w:numId w:val="5"/>
+        </w:numPr>
+        <w:spacing w:after="0" w:afterAutospacing="0" w:before="0" w:beforeAutospacing="0" w:lineRule="auto"/>
+        <w:ind w:left="1440" w:hanging="360"/>
+        <w:jc w:val="left"/>
+      </w:pPr>
+      <w:r>
+        <w:rPr>
+          <w:rtl w:val="0"/>
+        </w:rPr>
+        <w:t xml:space="preserve">Reutilitzar codi de companys/es de classe (ja siga de la mateixa edició o d’anteriors).</w:t>
+      </w:r>
+    </w:p>
+    <w:p>
+      <w:pPr>
+        <w:numPr>
+          <w:ilvl w:val="1"/>
+          <w:numId w:val="5"/>
+        </w:numPr>
+        <w:spacing w:after="240" w:before="0" w:beforeAutospacing="0" w:lineRule="auto"/>
+        <w:ind w:left="1440" w:hanging="360"/>
+        <w:jc w:val="left"/>
+      </w:pPr>
+      <w:r>
+        <w:rPr>
+          <w:rtl w:val="0"/>
+        </w:rPr>
+        <w:t xml:space="preserve">Utilitzar solucions obtingudes a través de qualsevol mitjà que no siga el propi treball intel·lectual.</w:t>
+      </w:r>
+    </w:p>
+    <w:p>
+      <w:pPr>
+        <w:spacing w:after="240" w:before="240" w:lineRule="auto"/>
         <w:rPr/>
       </w:pPr>
       <w:r>
         <w:rPr>
           <w:rtl w:val="0"/>
         </w:rPr>
+        <w:t xml:space="preserve">Només es permet rebre ajuda humana externa en:</w:t>
+      </w:r>
+    </w:p>
+    <w:p>
+      <w:pPr>
+        <w:numPr>
+          <w:ilvl w:val="0"/>
+          <w:numId w:val="2"/>
+        </w:numPr>
+        <w:spacing w:after="240" w:before="240" w:lineRule="auto"/>
+        <w:ind w:left="720" w:hanging="360"/>
+        <w:jc w:val="left"/>
+      </w:pPr>
+      <w:r>
+        <w:rPr>
+          <w:rtl w:val="0"/>
+        </w:rPr>
+        <w:t xml:space="preserve">Consultes específiques al professorat sobre conceptes, dubtes d’enunciats o problemes tècnics amb les ferramentes.</w:t>
+      </w:r>
+    </w:p>
+    <w:p>
+      <w:pPr>
+        <w:spacing w:after="240" w:before="240" w:lineRule="auto"/>
+        <w:rPr/>
+      </w:pPr>
+      <w:r>
+        <w:rPr>
+          <w:rtl w:val="0"/>
+        </w:rPr>
+        <w:t xml:space="preserve">Es pot i es recomana:</w:t>
+      </w:r>
+    </w:p>
+    <w:p>
+      <w:pPr>
+        <w:numPr>
+          <w:ilvl w:val="0"/>
+          <w:numId w:val="3"/>
+        </w:numPr>
+        <w:spacing w:after="0" w:afterAutospacing="0" w:before="240" w:lineRule="auto"/>
+        <w:ind w:left="720" w:hanging="360"/>
+        <w:jc w:val="left"/>
+      </w:pPr>
+      <w:r>
+        <w:rPr>
+          <w:rtl w:val="0"/>
+        </w:rPr>
+        <w:t xml:space="preserve">Consultar la documentació oficial de Python (python.org).</w:t>
+      </w:r>
+    </w:p>
+    <w:p>
+      <w:pPr>
+        <w:numPr>
+          <w:ilvl w:val="0"/>
+          <w:numId w:val="3"/>
+        </w:numPr>
+        <w:spacing w:after="240" w:before="0" w:beforeAutospacing="0" w:lineRule="auto"/>
+        <w:ind w:left="720" w:hanging="360"/>
+        <w:jc w:val="left"/>
+      </w:pPr>
+      <w:r>
+        <w:rPr>
+          <w:rtl w:val="0"/>
+        </w:rPr>
+        <w:t xml:space="preserve">Buscar informació en Stack Overflow o fòrums similars </w:t>
+      </w:r>
+      <w:r>
+        <w:rPr>
+          <w:b w:val="1"/>
+          <w:rtl w:val="0"/>
+        </w:rPr>
+        <w:t xml:space="preserve">únicament sobre errors de sintaxi o conceptes específics del llenguatge</w:t>
+      </w:r>
+      <w:r>
+        <w:rPr>
+          <w:rtl w:val="0"/>
+        </w:rPr>
+        <w:t xml:space="preserve">, MAI sobre la solució específica d’un kata.</w:t>
+      </w:r>
+    </w:p>
+    <w:p>
+      <w:pPr>
+        <w:spacing w:after="240" w:before="240" w:lineRule="auto"/>
+        <w:rPr>
+          <w:b w:val="1"/>
+        </w:rPr>
+      </w:pPr>
+      <w:r>
+        <w:rPr>
+          <w:b w:val="1"/>
+          <w:rtl w:val="0"/>
+        </w:rPr>
+        <w:t xml:space="preserve">Qualsevol incompliment d’estes normes suposarà la qualificació automàtica de NO APROVAT en el projecte i podrà comportar mesures disciplinàries segons el reglament acadèmic.</w:t>
+      </w:r>
+    </w:p>
+    <w:p>
+      <w:pPr>
+        <w:pStyle w:val="Heading1"/>
+        <w:keepNext w:val="0"/>
+        <w:spacing w:after="80" w:before="280" w:lineRule="auto"/>
+        <w:ind w:left="0"/>
+        <w:jc w:val="both"/>
+        <w:rPr/>
+      </w:pPr>
+      <w:bookmarkStart w:colFirst="0" w:colLast="0" w:name="_tf2eyejye17o" w:id="5"/>
+      <w:bookmarkEnd w:id="5"/>
+      <w:r>
+        <w:rPr>
+          <w:rtl w:val="0"/>
+        </w:rPr>
+        <w:t xml:space="preserve">5. Instruccions detallades</w:t>
+      </w:r>
+    </w:p>
+    <w:p>
+      <w:pPr>
+        <w:spacing w:after="240" w:before="240" w:lineRule="auto"/>
+        <w:rPr>
+          <w:b w:val="1"/>
+        </w:rPr>
+      </w:pPr>
+      <w:r>
+        <w:rPr>
+          <w:b w:val="1"/>
+          <w:rtl w:val="0"/>
+        </w:rPr>
+        <w:t xml:space="preserve">a) Selecció i completat de Katas (Fase d’Execució)</w:t>
+      </w:r>
+    </w:p>
+    <w:p>
+      <w:pPr>
+        <w:numPr>
+          <w:ilvl w:val="0"/>
+          <w:numId w:val="7"/>
+        </w:numPr>
+        <w:spacing w:after="0" w:afterAutospacing="0" w:before="240" w:lineRule="auto"/>
+        <w:ind w:left="720" w:hanging="360"/>
+        <w:jc w:val="left"/>
+      </w:pPr>
+      <w:r>
+        <w:rPr>
+          <w:rtl w:val="0"/>
+        </w:rPr>
+        <w:t xml:space="preserve">L’alumnat és responsable de seleccionar katas que aborden una varietat de conceptes fonamentals de </w:t>
+      </w:r>
+      <w:r>
+        <w:rPr>
+          <w:b w:val="1"/>
+          <w:rtl w:val="0"/>
+        </w:rPr>
+        <w:t xml:space="preserve">Python</w:t>
+      </w:r>
+      <w:r>
+        <w:rPr>
+          <w:rtl w:val="0"/>
+        </w:rPr>
+        <w:t xml:space="preserve"> i de programació (per exemple: llistes, diccionaris, funcions d’ordre superior, maneig de strings, classes, etc.).</w:t>
+      </w:r>
+    </w:p>
+    <w:p>
+      <w:pPr>
+        <w:numPr>
+          <w:ilvl w:val="0"/>
+          <w:numId w:val="7"/>
+        </w:numPr>
+        <w:spacing w:after="0" w:afterAutospacing="0" w:before="0" w:beforeAutospacing="0" w:lineRule="auto"/>
+        <w:ind w:left="720" w:hanging="360"/>
+        <w:jc w:val="left"/>
+      </w:pPr>
+      <w:r>
+        <w:rPr>
+          <w:rtl w:val="0"/>
+        </w:rPr>
+        <w:t xml:space="preserve">Cada solució ha de ser el codi que passa totes les proves proposades per CodeWars per a eixe kata en concret.</w:t>
+      </w:r>
+    </w:p>
+    <w:p>
+      <w:pPr>
+        <w:numPr>
+          <w:ilvl w:val="0"/>
+          <w:numId w:val="7"/>
+        </w:numPr>
+        <w:spacing w:after="0" w:afterAutospacing="0" w:before="0" w:beforeAutospacing="0" w:lineRule="auto"/>
+        <w:ind w:left="720" w:hanging="360"/>
+        <w:jc w:val="left"/>
+      </w:pPr>
+      <w:r>
+        <w:rPr>
+          <w:rtl w:val="0"/>
+        </w:rPr>
+        <w:t xml:space="preserve">El codi ha d’incloure </w:t>
+      </w:r>
+      <w:r>
+        <w:rPr>
+          <w:b w:val="1"/>
+          <w:rtl w:val="0"/>
+        </w:rPr>
+        <w:t xml:space="preserve">comentaris abundants</w:t>
+      </w:r>
+      <w:r>
+        <w:rPr>
+          <w:rtl w:val="0"/>
+        </w:rPr>
+        <w:t xml:space="preserve"> que expliquen:</w:t>
+      </w:r>
+    </w:p>
+    <w:p>
+      <w:pPr>
+        <w:numPr>
+          <w:ilvl w:val="1"/>
+          <w:numId w:val="7"/>
+        </w:numPr>
+        <w:spacing w:after="0" w:afterAutospacing="0" w:before="0" w:beforeAutospacing="0" w:lineRule="auto"/>
+        <w:ind w:left="1440" w:hanging="360"/>
+        <w:jc w:val="left"/>
+      </w:pPr>
+      <w:r>
+        <w:rPr>
+          <w:rtl w:val="0"/>
+        </w:rPr>
+        <w:t xml:space="preserve">La lògica general de la solució.</w:t>
+      </w:r>
+    </w:p>
+    <w:p>
+      <w:pPr>
+        <w:numPr>
+          <w:ilvl w:val="1"/>
+          <w:numId w:val="7"/>
+        </w:numPr>
+        <w:spacing w:after="0" w:afterAutospacing="0" w:before="0" w:beforeAutospacing="0" w:lineRule="auto"/>
+        <w:ind w:left="1440" w:hanging="360"/>
+        <w:jc w:val="left"/>
+      </w:pPr>
+      <w:r>
+        <w:rPr>
+          <w:rtl w:val="0"/>
+        </w:rPr>
+        <w:t xml:space="preserve">El propòsit de funcions i blocs de codi complexos.</w:t>
+      </w:r>
+    </w:p>
+    <w:p>
+      <w:pPr>
+        <w:numPr>
+          <w:ilvl w:val="1"/>
+          <w:numId w:val="7"/>
+        </w:numPr>
+        <w:spacing w:after="0" w:afterAutospacing="0" w:before="0" w:beforeAutospacing="0" w:lineRule="auto"/>
+        <w:ind w:left="1440" w:hanging="360"/>
+        <w:jc w:val="left"/>
+      </w:pPr>
+      <w:r>
+        <w:rPr>
+          <w:rtl w:val="0"/>
+        </w:rPr>
+        <w:t xml:space="preserve">La justificació d’enfocaments algorítmics específics.</w:t>
+      </w:r>
+    </w:p>
+    <w:p>
+      <w:pPr>
+        <w:numPr>
+          <w:ilvl w:val="1"/>
+          <w:numId w:val="7"/>
+        </w:numPr>
+        <w:spacing w:after="0" w:afterAutospacing="0" w:before="0" w:beforeAutospacing="0" w:lineRule="auto"/>
+        <w:ind w:left="1440" w:hanging="360"/>
+        <w:jc w:val="left"/>
+      </w:pPr>
+      <w:r>
+        <w:rPr>
+          <w:rtl w:val="0"/>
+        </w:rPr>
+        <w:t xml:space="preserve">El funcionament d’estructures de dades utilitzades.</w:t>
+        <w:br w:type="textWrapping"/>
+      </w:r>
+    </w:p>
+    <w:p>
+      <w:pPr>
+        <w:numPr>
+          <w:ilvl w:val="0"/>
+          <w:numId w:val="7"/>
+        </w:numPr>
+        <w:spacing w:after="0" w:afterAutospacing="0" w:before="0" w:beforeAutospacing="0" w:lineRule="auto"/>
+        <w:ind w:left="720" w:hanging="360"/>
+        <w:jc w:val="left"/>
+      </w:pPr>
+      <w:r>
+        <w:rPr>
+          <w:rtl w:val="0"/>
+        </w:rPr>
+        <w:t xml:space="preserve">S’ha de crear un repositori Git privat (en GitHub, GitLab o similar) que continga els 15 programes en </w:t>
+      </w:r>
+      <w:r>
+        <w:rPr>
+          <w:b w:val="1"/>
+          <w:rtl w:val="0"/>
+        </w:rPr>
+        <w:t xml:space="preserve">Python</w:t>
+      </w:r>
+      <w:r>
+        <w:rPr>
+          <w:rtl w:val="0"/>
+        </w:rPr>
+        <w:t xml:space="preserve">, cadascun en el seu propi fitxer (ex: </w:t>
+      </w:r>
+      <w:r>
+        <w:rPr>
+          <w:rFonts w:ascii="Roboto Mono" w:cs="Roboto Mono" w:eastAsia="Roboto Mono" w:hAnsi="Roboto Mono"/>
+          <w:color w:val="188038"/>
+          <w:rtl w:val="0"/>
+        </w:rPr>
+        <w:t xml:space="preserve">kata_1.py</w:t>
+      </w:r>
+      <w:r>
+        <w:rPr>
+          <w:rtl w:val="0"/>
+        </w:rPr>
+        <w:t xml:space="preserve">, </w:t>
+      </w:r>
+      <w:r>
+        <w:rPr>
+          <w:rFonts w:ascii="Roboto Mono" w:cs="Roboto Mono" w:eastAsia="Roboto Mono" w:hAnsi="Roboto Mono"/>
+          <w:color w:val="188038"/>
+          <w:rtl w:val="0"/>
+        </w:rPr>
+        <w:t xml:space="preserve">kata_2.py</w:t>
+      </w:r>
+      <w:r>
+        <w:rPr>
+          <w:rtl w:val="0"/>
+        </w:rPr>
+        <w:t xml:space="preserve">). El nom del fitxer ha de permetre identificar fàcilment el kata resolt (usant el nom o l’ID del kata de CodeWars).</w:t>
+      </w:r>
+    </w:p>
+    <w:p>
+      <w:pPr>
+        <w:numPr>
+          <w:ilvl w:val="0"/>
+          <w:numId w:val="7"/>
+        </w:numPr>
+        <w:spacing w:after="240" w:before="0" w:beforeAutospacing="0" w:lineRule="auto"/>
+        <w:ind w:left="720" w:hanging="360"/>
+        <w:jc w:val="left"/>
+      </w:pPr>
+      <w:r>
+        <w:rPr>
+          <w:rtl w:val="0"/>
+        </w:rPr>
+        <w:t xml:space="preserve">El repositori s’ha de compartir en mode d’accés privat amb el compte del professorat abans de la sessió d’avaluació.</w:t>
+      </w:r>
+    </w:p>
+    <w:p>
+      <w:pPr>
+        <w:spacing w:after="240" w:before="240" w:lineRule="auto"/>
+        <w:rPr>
+          <w:b w:val="1"/>
+        </w:rPr>
+      </w:pPr>
+      <w:r>
+        <w:rPr>
+          <w:b w:val="1"/>
+          <w:rtl w:val="0"/>
+        </w:rPr>
+        <w:t xml:space="preserve">b) Defensa oral i avaluació (Fase de Defensa)</w:t>
+      </w:r>
+    </w:p>
+    <w:p>
+      <w:pPr>
+        <w:numPr>
+          <w:ilvl w:val="0"/>
+          <w:numId w:val="6"/>
+        </w:numPr>
+        <w:spacing w:after="0" w:afterAutospacing="0" w:before="240" w:lineRule="auto"/>
+        <w:ind w:left="720" w:hanging="360"/>
+        <w:jc w:val="left"/>
+      </w:pPr>
+      <w:r>
+        <w:rPr>
+          <w:rtl w:val="0"/>
+        </w:rPr>
+        <w:t xml:space="preserve">L’alumnat haurà de concertar una cita amb el professorat per a la defensa oral.</w:t>
+      </w:r>
+    </w:p>
+    <w:p>
+      <w:pPr>
+        <w:numPr>
+          <w:ilvl w:val="0"/>
+          <w:numId w:val="6"/>
+        </w:numPr>
+        <w:spacing w:after="0" w:afterAutospacing="0" w:before="0" w:beforeAutospacing="0" w:lineRule="auto"/>
+        <w:ind w:left="720" w:hanging="360"/>
+        <w:jc w:val="left"/>
+      </w:pPr>
+      <w:r>
+        <w:rPr>
+          <w:rtl w:val="0"/>
+        </w:rPr>
+        <w:t xml:space="preserve">Durant la sessió, el professorat seleccionarà de manera aleatòria o dirigida un subconjunt dels 15 katas presentats.</w:t>
+      </w:r>
+    </w:p>
+    <w:p>
+      <w:pPr>
+        <w:numPr>
+          <w:ilvl w:val="0"/>
+          <w:numId w:val="6"/>
+        </w:numPr>
+        <w:spacing w:after="0" w:afterAutospacing="0" w:before="0" w:beforeAutospacing="0" w:lineRule="auto"/>
+        <w:ind w:left="720" w:hanging="360"/>
+        <w:jc w:val="left"/>
+      </w:pPr>
+      <w:r>
+        <w:rPr>
+          <w:rtl w:val="0"/>
+        </w:rPr>
+        <w:t xml:space="preserve">L’alumnat haurà d’estar preparat per a:</w:t>
+      </w:r>
+    </w:p>
+    <w:p>
+      <w:pPr>
+        <w:numPr>
+          <w:ilvl w:val="1"/>
+          <w:numId w:val="6"/>
+        </w:numPr>
+        <w:spacing w:after="0" w:afterAutospacing="0" w:before="0" w:beforeAutospacing="0" w:lineRule="auto"/>
+        <w:ind w:left="1440" w:hanging="360"/>
+        <w:jc w:val="left"/>
+      </w:pPr>
+      <w:r>
+        <w:rPr>
+          <w:b w:val="1"/>
+          <w:rtl w:val="0"/>
+        </w:rPr>
+        <w:t xml:space="preserve">Explicar la seua solució</w:t>
+      </w:r>
+      <w:r>
+        <w:rPr>
+          <w:rtl w:val="0"/>
+        </w:rPr>
+        <w:t xml:space="preserve">: desglossar el codi, justificar la lògica utilitzada i el perquè de les estructures de dades i funcions triades.</w:t>
+      </w:r>
+    </w:p>
+    <w:p>
+      <w:pPr>
+        <w:numPr>
+          <w:ilvl w:val="1"/>
+          <w:numId w:val="6"/>
+        </w:numPr>
+        <w:spacing w:after="0" w:afterAutospacing="0" w:before="0" w:beforeAutospacing="0" w:lineRule="auto"/>
+        <w:ind w:left="1440" w:hanging="360"/>
+        <w:jc w:val="left"/>
+      </w:pPr>
+      <w:r>
+        <w:rPr>
+          <w:b w:val="1"/>
+          <w:rtl w:val="0"/>
+        </w:rPr>
+        <w:t xml:space="preserve">Rebre feedback i realitzar modificacions en temps real</w:t>
+      </w:r>
+      <w:r>
+        <w:rPr>
+          <w:rtl w:val="0"/>
+        </w:rPr>
+        <w:t xml:space="preserve">: el professorat podrà sol·licitar modificacions concretes al codi (ex: "Com faries perquè fora més eficient?", "Refactoritza este bucle usant una funció d’ordre superior", "Modifica la solució per a que gestione este cas límit").</w:t>
+      </w:r>
+    </w:p>
+    <w:p>
+      <w:pPr>
+        <w:numPr>
+          <w:ilvl w:val="1"/>
+          <w:numId w:val="6"/>
+        </w:numPr>
+        <w:spacing w:after="0" w:afterAutospacing="0" w:before="0" w:beforeAutospacing="0" w:lineRule="auto"/>
+        <w:ind w:left="1440" w:hanging="360"/>
+        <w:jc w:val="left"/>
+      </w:pPr>
+      <w:r>
+        <w:rPr>
+          <w:b w:val="1"/>
+          <w:rtl w:val="0"/>
+        </w:rPr>
+        <w:t xml:space="preserve">Demostrar comprensió</w:t>
+      </w:r>
+      <w:r>
+        <w:rPr>
+          <w:rtl w:val="0"/>
+        </w:rPr>
+        <w:t xml:space="preserve">: respondre preguntes teòriques sobre els conceptes de Python aplicats en les seues solucions.</w:t>
+      </w:r>
+    </w:p>
+    <w:p>
+      <w:pPr>
+        <w:numPr>
+          <w:ilvl w:val="1"/>
+          <w:numId w:val="6"/>
+        </w:numPr>
+        <w:spacing w:after="240" w:before="0" w:beforeAutospacing="0" w:lineRule="auto"/>
+        <w:ind w:left="1440" w:hanging="360"/>
+        <w:jc w:val="left"/>
+      </w:pPr>
+      <w:r>
+        <w:rPr>
+          <w:b w:val="1"/>
+          <w:rtl w:val="0"/>
+        </w:rPr>
+        <w:t xml:space="preserve">Justificar els comentaris</w:t>
+      </w:r>
+      <w:r>
+        <w:rPr>
+          <w:rtl w:val="0"/>
+        </w:rPr>
+        <w:t xml:space="preserve">: explicar per què es van incloure comentaris específics i com ajuden a la comprensió del codi.</w:t>
+      </w:r>
+    </w:p>
+    <w:p>
+      <w:pPr>
+        <w:spacing w:after="240" w:before="240" w:lineRule="auto"/>
+        <w:rPr/>
+      </w:pPr>
+      <w:r>
+        <w:rPr>
+          <w:rtl w:val="0"/>
+        </w:rPr>
+        <w:t xml:space="preserve">En la mateixa sessió, el professor demanarà que resolguen en directe un o diversos exercicis de CodeWars, per tal d’avaluar l’aplicació pràctica dels coneixements adquirits en programació.</w:t>
+      </w:r>
+    </w:p>
+    <w:p>
+      <w:pPr>
+        <w:pStyle w:val="Heading1"/>
+        <w:keepNext w:val="0"/>
+        <w:spacing w:after="80" w:before="280" w:lineRule="auto"/>
+        <w:ind w:left="0"/>
+        <w:jc w:val="both"/>
+        <w:rPr/>
+      </w:pPr>
+      <w:bookmarkStart w:colFirst="0" w:colLast="0" w:name="_pes1bkma7zkc" w:id="6"/>
+      <w:bookmarkEnd w:id="6"/>
+      <w:r>
+        <w:rPr>
+          <w:rtl w:val="0"/>
+        </w:rPr>
+        <w:t xml:space="preserve">6. Criteris d’avaluació (Aprovat/No Aprovat)</w:t>
+      </w:r>
+    </w:p>
+    <w:p>
+      <w:pPr>
+        <w:spacing w:after="240" w:before="240" w:lineRule="auto"/>
+        <w:rPr/>
+      </w:pPr>
+      <w:r>
+        <w:rPr>
+          <w:rtl w:val="0"/>
+        </w:rPr>
+        <w:t xml:space="preserve">Per a obtindre la qualificació d’</w:t>
+      </w:r>
+      <w:r>
+        <w:rPr>
+          <w:b w:val="1"/>
+          <w:rtl w:val="0"/>
+        </w:rPr>
+        <w:t xml:space="preserve">APROVAT</w:t>
+      </w:r>
+      <w:r>
+        <w:rPr>
+          <w:rtl w:val="0"/>
+        </w:rPr>
+        <w:t xml:space="preserve">, l’estudiant ha de demostrar:</w:t>
+      </w:r>
+    </w:p>
+    <w:p>
+      <w:pPr>
+        <w:numPr>
+          <w:ilvl w:val="0"/>
+          <w:numId w:val="4"/>
+        </w:numPr>
+        <w:spacing w:after="0" w:afterAutospacing="0" w:before="240" w:lineRule="auto"/>
+        <w:ind w:left="720" w:hanging="360"/>
+        <w:jc w:val="left"/>
+      </w:pPr>
+      <w:r>
+        <w:rPr>
+          <w:b w:val="1"/>
+          <w:rtl w:val="0"/>
+        </w:rPr>
+        <w:t xml:space="preserve">Autenticitat i originalitat</w:t>
+      </w:r>
+      <w:r>
+        <w:rPr>
+          <w:rtl w:val="0"/>
+        </w:rPr>
+        <w:t xml:space="preserve">: el treball ha de ser clarament propi i original, sense rastres d’ús d’IA o ajuda no permesa.</w:t>
+      </w:r>
+    </w:p>
+    <w:p>
+      <w:pPr>
+        <w:numPr>
+          <w:ilvl w:val="0"/>
+          <w:numId w:val="4"/>
+        </w:numPr>
+        <w:spacing w:after="0" w:afterAutospacing="0" w:before="0" w:beforeAutospacing="0" w:lineRule="auto"/>
+        <w:ind w:left="720" w:hanging="360"/>
+        <w:jc w:val="left"/>
+      </w:pPr>
+      <w:r>
+        <w:rPr>
+          <w:b w:val="1"/>
+          <w:rtl w:val="0"/>
+        </w:rPr>
+        <w:t xml:space="preserve">Compleció</w:t>
+      </w:r>
+      <w:r>
+        <w:rPr>
+          <w:rtl w:val="0"/>
+        </w:rPr>
+        <w:t xml:space="preserve">: haver resolt correctament els 15 katas, amb codi que supere totes les proves en CodeWars.</w:t>
+      </w:r>
+    </w:p>
+    <w:p>
+      <w:pPr>
+        <w:numPr>
+          <w:ilvl w:val="1"/>
+          <w:numId w:val="4"/>
+        </w:numPr>
+        <w:spacing w:after="0" w:afterAutospacing="0" w:before="0" w:beforeAutospacing="0" w:lineRule="auto"/>
+        <w:ind w:left="1440" w:hanging="360"/>
+        <w:jc w:val="left"/>
+      </w:pPr>
+      <w:r>
+        <w:rPr>
+          <w:rtl w:val="0"/>
+        </w:rPr>
+        <w:t xml:space="preserve">Estos 15 exercicis han de ser 10 de nivell 8 i 5 exercicis mínim de nivell 7.</w:t>
+      </w:r>
+    </w:p>
+    <w:p>
+      <w:pPr>
+        <w:numPr>
+          <w:ilvl w:val="0"/>
+          <w:numId w:val="4"/>
+        </w:numPr>
+        <w:spacing w:after="0" w:afterAutospacing="0" w:before="0" w:beforeAutospacing="0" w:lineRule="auto"/>
+        <w:ind w:left="720" w:hanging="360"/>
+        <w:jc w:val="left"/>
+      </w:pPr>
+      <w:r>
+        <w:rPr>
+          <w:b w:val="1"/>
+          <w:rtl w:val="0"/>
+        </w:rPr>
+        <w:t xml:space="preserve">Documentació</w:t>
+      </w:r>
+      <w:r>
+        <w:rPr>
+          <w:rtl w:val="0"/>
+        </w:rPr>
+        <w:t xml:space="preserve">: el codi ha d’incloure comentaris abundants i significatius que faciliten la comprensió de les solucions.</w:t>
+      </w:r>
+    </w:p>
+    <w:p>
+      <w:pPr>
+        <w:numPr>
+          <w:ilvl w:val="0"/>
+          <w:numId w:val="4"/>
+        </w:numPr>
+        <w:spacing w:after="0" w:afterAutospacing="0" w:before="0" w:beforeAutospacing="0" w:lineRule="auto"/>
+        <w:ind w:left="720" w:hanging="360"/>
+        <w:jc w:val="left"/>
+      </w:pPr>
+      <w:r>
+        <w:rPr>
+          <w:b w:val="1"/>
+          <w:rtl w:val="0"/>
+        </w:rPr>
+        <w:t xml:space="preserve">Comprensió</w:t>
+      </w:r>
+      <w:r>
+        <w:rPr>
+          <w:rtl w:val="0"/>
+        </w:rPr>
+        <w:t xml:space="preserve">: ser capaç d’explicar clarament la lògica i el funcionament de les solucions seleccionades pel professorat.</w:t>
+      </w:r>
+    </w:p>
+    <w:p>
+      <w:pPr>
+        <w:numPr>
+          <w:ilvl w:val="0"/>
+          <w:numId w:val="4"/>
+        </w:numPr>
+        <w:spacing w:after="0" w:afterAutospacing="0" w:before="0" w:beforeAutospacing="0" w:lineRule="auto"/>
+        <w:ind w:left="720" w:hanging="360"/>
+        <w:jc w:val="left"/>
+      </w:pPr>
+      <w:r>
+        <w:rPr>
+          <w:b w:val="1"/>
+          <w:rtl w:val="0"/>
+        </w:rPr>
+        <w:t xml:space="preserve">Capacitat d’adaptació</w:t>
+      </w:r>
+      <w:r>
+        <w:rPr>
+          <w:rtl w:val="0"/>
+        </w:rPr>
+        <w:t xml:space="preserve">: poder modificar el seu codi seguint les indicacions del professorat durant la sessió de defensa, demostrant flexibilitat i domini pràctic del llenguatge.</w:t>
+      </w:r>
+    </w:p>
+    <w:p>
+      <w:pPr>
+        <w:numPr>
+          <w:ilvl w:val="0"/>
+          <w:numId w:val="4"/>
+        </w:numPr>
+        <w:spacing w:after="0" w:afterAutospacing="0" w:before="0" w:beforeAutospacing="0" w:lineRule="auto"/>
+        <w:ind w:left="720" w:hanging="360"/>
+        <w:jc w:val="left"/>
+      </w:pPr>
+      <w:r>
+        <w:rPr>
+          <w:b w:val="1"/>
+          <w:rtl w:val="0"/>
+        </w:rPr>
+        <w:t xml:space="preserve">Qualitat del codi</w:t>
+      </w:r>
+      <w:r>
+        <w:rPr>
+          <w:rtl w:val="0"/>
+        </w:rPr>
+        <w:t xml:space="preserve">: el codi ha d’estar correctament formatat, ser llegible, seguir les convencions bàsiques de Python i estar adequadament comentat.</w:t>
+      </w:r>
+    </w:p>
+    <w:p>
+      <w:pPr>
+        <w:numPr>
+          <w:ilvl w:val="0"/>
+          <w:numId w:val="4"/>
+        </w:numPr>
+        <w:spacing w:after="240" w:before="0" w:beforeAutospacing="0" w:lineRule="auto"/>
+        <w:ind w:left="720" w:hanging="360"/>
+        <w:jc w:val="left"/>
+      </w:pPr>
+      <w:r>
+        <w:rPr>
+          <w:b w:val="1"/>
+          <w:rtl w:val="0"/>
+        </w:rPr>
+        <w:t xml:space="preserve">Resolució pràctica en directe</w:t>
+      </w:r>
+      <w:r>
+        <w:rPr>
+          <w:rtl w:val="0"/>
+        </w:rPr>
+        <w:t xml:space="preserve">: capacitat per a resoldre un o diversos exercicis de CodeWars de nivell mínim 7 durant la defensa oral, aplicant correctament conceptes i tècniques apreses.</w:t>
+      </w:r>
+    </w:p>
+    <w:p>
+      <w:pPr>
+        <w:spacing w:after="240" w:before="240" w:lineRule="auto"/>
+        <w:rPr/>
+      </w:pPr>
+      <w:r>
+        <w:rPr>
+          <w:rtl w:val="0"/>
+        </w:rPr>
+        <w:t xml:space="preserve">La qualificació de </w:t>
+      </w:r>
+      <w:r>
+        <w:rPr>
+          <w:b w:val="1"/>
+          <w:rtl w:val="0"/>
+        </w:rPr>
+        <w:t xml:space="preserve">NO APROVAT</w:t>
+      </w:r>
+      <w:r>
+        <w:rPr>
+          <w:rtl w:val="0"/>
+        </w:rPr>
+        <w:t xml:space="preserve"> s’assignarà sí:</w:t>
+      </w:r>
+    </w:p>
+    <w:p>
+      <w:pPr>
+        <w:numPr>
+          <w:ilvl w:val="0"/>
+          <w:numId w:val="8"/>
+        </w:numPr>
+        <w:spacing w:after="0" w:afterAutospacing="0" w:before="240" w:lineRule="auto"/>
+        <w:ind w:left="720" w:hanging="360"/>
+        <w:jc w:val="left"/>
+      </w:pPr>
+      <w:r>
+        <w:rPr>
+          <w:rtl w:val="0"/>
+        </w:rPr>
+        <w:t xml:space="preserve">Es detecta l’ús d’IA o ajuda no permesa.</w:t>
+      </w:r>
+    </w:p>
+    <w:p>
+      <w:pPr>
+        <w:numPr>
+          <w:ilvl w:val="0"/>
+          <w:numId w:val="8"/>
+        </w:numPr>
+        <w:spacing w:after="0" w:afterAutospacing="0" w:before="0" w:beforeAutospacing="0" w:lineRule="auto"/>
+        <w:ind w:left="720" w:hanging="360"/>
+        <w:jc w:val="left"/>
+      </w:pPr>
+      <w:r>
+        <w:rPr>
+          <w:rtl w:val="0"/>
+        </w:rPr>
+        <w:t xml:space="preserve">No es completen els 15 katas.</w:t>
+      </w:r>
+    </w:p>
+    <w:p>
+      <w:pPr>
+        <w:numPr>
+          <w:ilvl w:val="0"/>
+          <w:numId w:val="8"/>
+        </w:numPr>
+        <w:spacing w:after="0" w:afterAutospacing="0" w:before="0" w:beforeAutospacing="0" w:lineRule="auto"/>
+        <w:ind w:left="720" w:hanging="360"/>
+        <w:jc w:val="left"/>
+      </w:pPr>
+      <w:r>
+        <w:rPr>
+          <w:rtl w:val="0"/>
+        </w:rPr>
+        <w:t xml:space="preserve">El codi no supera les proves de CodeWars.</w:t>
+      </w:r>
+    </w:p>
+    <w:p>
+      <w:pPr>
+        <w:numPr>
+          <w:ilvl w:val="0"/>
+          <w:numId w:val="8"/>
+        </w:numPr>
+        <w:spacing w:after="0" w:afterAutospacing="0" w:before="0" w:beforeAutospacing="0" w:lineRule="auto"/>
+        <w:ind w:left="720" w:hanging="360"/>
+        <w:jc w:val="left"/>
+      </w:pPr>
+      <w:r>
+        <w:rPr>
+          <w:rtl w:val="0"/>
+        </w:rPr>
+        <w:t xml:space="preserve">El codi manca de comentaris adequats o són insuficients per a entendre les solucions.</w:t>
+      </w:r>
+    </w:p>
+    <w:p>
+      <w:pPr>
+        <w:numPr>
+          <w:ilvl w:val="0"/>
+          <w:numId w:val="8"/>
+        </w:numPr>
+        <w:spacing w:after="0" w:afterAutospacing="0" w:before="0" w:beforeAutospacing="0" w:lineRule="auto"/>
+        <w:ind w:left="720" w:hanging="360"/>
+        <w:jc w:val="left"/>
+      </w:pPr>
+      <w:r>
+        <w:rPr>
+          <w:rtl w:val="0"/>
+        </w:rPr>
+        <w:t xml:space="preserve">L’alumnat no és capaç d’explicar les seues pròpies solucions.</w:t>
+      </w:r>
+    </w:p>
+    <w:p>
+      <w:pPr>
+        <w:numPr>
+          <w:ilvl w:val="0"/>
+          <w:numId w:val="8"/>
+        </w:numPr>
+        <w:spacing w:after="0" w:afterAutospacing="0" w:before="0" w:beforeAutospacing="0" w:lineRule="auto"/>
+        <w:ind w:left="720" w:hanging="360"/>
+        <w:jc w:val="left"/>
+      </w:pPr>
+      <w:r>
+        <w:rPr>
+          <w:rtl w:val="0"/>
+        </w:rPr>
+        <w:t xml:space="preserve">L’alumnat no pot realitzar modificacions simples sol·licitades pel professorat durant la defensa.</w:t>
+      </w:r>
+    </w:p>
+    <w:p>
+      <w:pPr>
+        <w:numPr>
+          <w:ilvl w:val="0"/>
+          <w:numId w:val="8"/>
+        </w:numPr>
+        <w:spacing w:after="0" w:afterAutospacing="0" w:before="0" w:beforeAutospacing="0" w:lineRule="auto"/>
+        <w:ind w:left="720" w:hanging="360"/>
+        <w:jc w:val="left"/>
+      </w:pPr>
+      <w:r>
+        <w:rPr>
+          <w:rtl w:val="0"/>
+        </w:rPr>
+        <w:t xml:space="preserve">El repositori no és accessible per al professorat en el moment de l’avaluació.</w:t>
+      </w:r>
+    </w:p>
+    <w:p>
+      <w:pPr>
+        <w:numPr>
+          <w:ilvl w:val="0"/>
+          <w:numId w:val="8"/>
+        </w:numPr>
+        <w:spacing w:after="240" w:before="0" w:beforeAutospacing="0" w:lineRule="auto"/>
+        <w:ind w:left="720" w:hanging="360"/>
+        <w:jc w:val="left"/>
+      </w:pPr>
+      <w:r>
+        <w:rPr>
+          <w:rtl w:val="0"/>
+        </w:rPr>
+        <w:t xml:space="preserve">No aconsegueix resoldre en directe un o diversos exercicis de CodeWars demanats pel professor.</w:t>
+      </w:r>
+    </w:p>
+    <w:p>
+      <w:pPr>
+        <w:pStyle w:val="Heading1"/>
+        <w:rPr/>
+      </w:pPr>
+      <w:bookmarkStart w:colFirst="0" w:colLast="0" w:name="_3sizicl56pz9" w:id="7"/>
+      <w:bookmarkEnd w:id="7"/>
+      <w:r>
+        <w:rPr>
+          <w:rtl w:val="0"/>
+        </w:rPr>
+        <w:t xml:space="preserve">7. Que entregar</w:t>
+      </w:r>
+    </w:p>
+    <w:p>
+      <w:pPr>
+        <w:numPr>
+          <w:ilvl w:val="0"/>
+          <w:numId w:val="1"/>
+        </w:numPr>
+        <w:spacing w:after="0" w:afterAutospacing="0" w:before="240" w:lineRule="auto"/>
+        <w:ind w:left="720" w:hanging="360"/>
+        <w:jc w:val="left"/>
+      </w:pPr>
+      <w:r>
+        <w:rPr>
+          <w:b w:val="1"/>
+          <w:rtl w:val="0"/>
+        </w:rPr>
+        <w:t xml:space="preserve">Repositori Git Privat</w:t>
+      </w:r>
+      <w:r>
+        <w:rPr>
+          <w:rtl w:val="0"/>
+        </w:rPr>
+        <w:t xml:space="preserve">: contenint els 15 fitxers </w:t>
+      </w:r>
+      <w:r>
+        <w:rPr>
+          <w:rFonts w:ascii="Roboto Mono" w:cs="Roboto Mono" w:eastAsia="Roboto Mono" w:hAnsi="Roboto Mono"/>
+          <w:color w:val="188038"/>
+          <w:rtl w:val="0"/>
+        </w:rPr>
+        <w:t xml:space="preserve">.py</w:t>
+      </w:r>
+      <w:r>
+        <w:rPr>
+          <w:rtl w:val="0"/>
+        </w:rPr>
+        <w:t xml:space="preserve"> amb les solucions degudament comentades. Ha d’estar compartit amb el professorat amb els permisos d’accés necessaris per a la seua revisió.</w:t>
+      </w:r>
+    </w:p>
+    <w:p>
+      <w:pPr>
+        <w:numPr>
+          <w:ilvl w:val="0"/>
+          <w:numId w:val="1"/>
+        </w:numPr>
+        <w:spacing w:after="240" w:before="0" w:beforeAutospacing="0" w:lineRule="auto"/>
+        <w:ind w:left="720" w:hanging="360"/>
+        <w:jc w:val="left"/>
+      </w:pPr>
+      <w:r>
+        <w:rPr>
+          <w:b w:val="1"/>
+          <w:rtl w:val="0"/>
+        </w:rPr>
+        <w:t xml:space="preserve">Assistència i participació activa</w:t>
+      </w:r>
+      <w:r>
+        <w:rPr>
+          <w:rtl w:val="0"/>
+        </w:rPr>
+        <w:t xml:space="preserve"> en la sessió de defensa oral en la data i hora acordades.</w:t>
+      </w:r>
+    </w:p>
+    <w:p>
+      <w:pPr>
+        <w:spacing w:after="240" w:before="240" w:lineRule="auto"/>
+        <w:rPr/>
+      </w:pPr>
+      <w:r>
+        <w:rPr>
+          <w:b w:val="1"/>
+          <w:rtl w:val="0"/>
+        </w:rPr>
+        <w:t xml:space="preserve">Consell</w:t>
+      </w:r>
+      <w:r>
+        <w:rPr>
+          <w:rtl w:val="0"/>
+        </w:rPr>
+        <w:t xml:space="preserve">: Este projecte està dissenyat per avaluar el teu aprenentatge i la teua capacitat per resoldre problemes. Els comentaris no han de ser redundants (evita "// incrementa i en 1") sinó explicatius ("// Troba el primer nombre prim en el rang usant la Criba d’Eratòstenes").</w:t>
+      </w:r>
+    </w:p>
+    <w:p>
+      <w:pPr>
+        <w:spacing w:after="240" w:before="240" w:lineRule="auto"/>
+        <w:rPr/>
+      </w:pPr>
+      <w:r>
+        <w:rPr>
+          <w:rtl w:val="0"/>
+        </w:rPr>
+        <w:t xml:space="preserve">La millor preparació és practicar explicant el teu codi en veu alta i entendre profundament per què vas prendre cada decisió de programació.</w:t>
+      </w:r>
+    </w:p>
+    <w:p>
+      <w:pPr>
+        <w:rPr/>
+      </w:pPr>
+      <w:r>
+        <w:rPr>
+          <w:rtl w:val="0"/>
+        </w:rPr>
       </w:r>
     </w:p>
     <w:sectPr>
-      <w:headerReference r:id="rId10" w:type="default"/>
-      <w:headerReference r:id="rId11" w:type="first"/>
-      <w:footerReference r:id="rId12" w:type="default"/>
-      <w:footerReference r:id="rId13" w:type="first"/>
+      <w:headerReference r:id="rId11" w:type="default"/>
+      <w:headerReference r:id="rId12" w:type="first"/>
+      <w:footerReference r:id="rId13" w:type="default"/>
+      <w:footerReference r:id="rId14" w:type="first"/>
       <w:pgSz w:h="16838" w:w="11906" w:orient="portrait"/>
       <w:pgMar w:bottom="1133.8582677165355" w:top="1133.8582677165355" w:left="1133.8582677165355" w:right="1133.8582677165355" w:header="0" w:footer="0"/>
       <w:pgNumType w:start="1"/>
@@ -1418,97 +2813,906 @@
   <w:abstractNum w:abstractNumId="1">
     <w:lvl w:ilvl="0">
       <w:start w:val="1"/>
-      <w:numFmt w:val="decimal"/>
-      <w:lvlText w:val="%1."/>
-      <w:lvlJc w:val="left"/>
-      <w:pPr>
-        <w:ind w:left="432" w:hanging="432"/>
-      </w:pPr>
-      <w:rPr/>
+      <w:numFmt w:val="bullet"/>
+      <w:lvlText w:val="●"/>
+      <w:lvlJc w:val="left"/>
+      <w:pPr>
+        <w:ind w:left="720" w:hanging="360"/>
+      </w:pPr>
+      <w:rPr>
+        <w:u w:val="none"/>
+      </w:rPr>
     </w:lvl>
     <w:lvl w:ilvl="1">
       <w:start w:val="1"/>
-      <w:numFmt w:val="decimal"/>
-      <w:lvlText w:val=" %1.%2 "/>
-      <w:lvlJc w:val="left"/>
-      <w:pPr>
-        <w:ind w:left="576" w:hanging="576"/>
-      </w:pPr>
-      <w:rPr/>
+      <w:numFmt w:val="bullet"/>
+      <w:lvlText w:val="○"/>
+      <w:lvlJc w:val="left"/>
+      <w:pPr>
+        <w:ind w:left="1440" w:hanging="360"/>
+      </w:pPr>
+      <w:rPr>
+        <w:u w:val="none"/>
+      </w:rPr>
     </w:lvl>
     <w:lvl w:ilvl="2">
       <w:start w:val="1"/>
-      <w:numFmt w:val="decimal"/>
-      <w:lvlText w:val=" %1.%2.%3 "/>
-      <w:lvlJc w:val="left"/>
-      <w:pPr>
-        <w:ind w:left="720" w:hanging="720"/>
-      </w:pPr>
-      <w:rPr/>
+      <w:numFmt w:val="bullet"/>
+      <w:lvlText w:val="■"/>
+      <w:lvlJc w:val="left"/>
+      <w:pPr>
+        <w:ind w:left="2160" w:hanging="360"/>
+      </w:pPr>
+      <w:rPr>
+        <w:u w:val="none"/>
+      </w:rPr>
     </w:lvl>
     <w:lvl w:ilvl="3">
       <w:start w:val="1"/>
-      <w:numFmt w:val="decimal"/>
-      <w:lvlText w:val=" %1.%2.%3.%4 "/>
-      <w:lvlJc w:val="left"/>
-      <w:pPr>
-        <w:ind w:left="864" w:hanging="864"/>
-      </w:pPr>
-      <w:rPr/>
+      <w:numFmt w:val="bullet"/>
+      <w:lvlText w:val="●"/>
+      <w:lvlJc w:val="left"/>
+      <w:pPr>
+        <w:ind w:left="2880" w:hanging="360"/>
+      </w:pPr>
+      <w:rPr>
+        <w:u w:val="none"/>
+      </w:rPr>
     </w:lvl>
     <w:lvl w:ilvl="4">
       <w:start w:val="1"/>
-      <w:numFmt w:val="decimal"/>
-      <w:lvlText w:val=" %1.%2.%3.%4.%5 "/>
-      <w:lvlJc w:val="left"/>
-      <w:pPr>
-        <w:ind w:left="1008.0000000000001" w:hanging="1008.0000000000001"/>
-      </w:pPr>
-      <w:rPr/>
+      <w:numFmt w:val="bullet"/>
+      <w:lvlText w:val="○"/>
+      <w:lvlJc w:val="left"/>
+      <w:pPr>
+        <w:ind w:left="3600" w:hanging="360"/>
+      </w:pPr>
+      <w:rPr>
+        <w:u w:val="none"/>
+      </w:rPr>
     </w:lvl>
     <w:lvl w:ilvl="5">
       <w:start w:val="1"/>
-      <w:numFmt w:val="decimal"/>
-      <w:lvlText w:val=" %1.%2.%3.%4.%5.%6 "/>
-      <w:lvlJc w:val="left"/>
-      <w:pPr>
-        <w:ind w:left="1152" w:hanging="1152"/>
-      </w:pPr>
-      <w:rPr/>
+      <w:numFmt w:val="bullet"/>
+      <w:lvlText w:val="■"/>
+      <w:lvlJc w:val="left"/>
+      <w:pPr>
+        <w:ind w:left="4320" w:hanging="360"/>
+      </w:pPr>
+      <w:rPr>
+        <w:u w:val="none"/>
+      </w:rPr>
     </w:lvl>
     <w:lvl w:ilvl="6">
       <w:start w:val="1"/>
-      <w:numFmt w:val="decimal"/>
-      <w:lvlText w:val=" %1.%2.%3.%4.%5.%6.%7 "/>
-      <w:lvlJc w:val="left"/>
-      <w:pPr>
-        <w:ind w:left="1296" w:hanging="1296"/>
-      </w:pPr>
-      <w:rPr/>
+      <w:numFmt w:val="bullet"/>
+      <w:lvlText w:val="●"/>
+      <w:lvlJc w:val="left"/>
+      <w:pPr>
+        <w:ind w:left="5040" w:hanging="360"/>
+      </w:pPr>
+      <w:rPr>
+        <w:u w:val="none"/>
+      </w:rPr>
     </w:lvl>
     <w:lvl w:ilvl="7">
       <w:start w:val="1"/>
-      <w:numFmt w:val="decimal"/>
-      <w:lvlText w:val=" %1.%2.%3.%4.%5.%6.%7.%8 "/>
-      <w:lvlJc w:val="left"/>
-      <w:pPr>
-        <w:ind w:left="1440" w:hanging="1440"/>
-      </w:pPr>
-      <w:rPr/>
+      <w:numFmt w:val="bullet"/>
+      <w:lvlText w:val="○"/>
+      <w:lvlJc w:val="left"/>
+      <w:pPr>
+        <w:ind w:left="5760" w:hanging="360"/>
+      </w:pPr>
+      <w:rPr>
+        <w:u w:val="none"/>
+      </w:rPr>
     </w:lvl>
     <w:lvl w:ilvl="8">
       <w:start w:val="1"/>
-      <w:numFmt w:val="decimal"/>
-      <w:lvlText w:val=" %1.%2.%3.%4.%5.%6.%7.%8.%9 "/>
-      <w:lvlJc w:val="left"/>
-      <w:pPr>
-        <w:ind w:left="1584" w:hanging="1584"/>
-      </w:pPr>
-      <w:rPr/>
+      <w:numFmt w:val="bullet"/>
+      <w:lvlText w:val="■"/>
+      <w:lvlJc w:val="left"/>
+      <w:pPr>
+        <w:ind w:left="6480" w:hanging="360"/>
+      </w:pPr>
+      <w:rPr>
+        <w:u w:val="none"/>
+      </w:rPr>
+    </w:lvl>
+  </w:abstractNum>
+  <w:abstractNum w:abstractNumId="2">
+    <w:lvl w:ilvl="0">
+      <w:start w:val="1"/>
+      <w:numFmt w:val="bullet"/>
+      <w:lvlText w:val="●"/>
+      <w:lvlJc w:val="left"/>
+      <w:pPr>
+        <w:ind w:left="720" w:hanging="360"/>
+      </w:pPr>
+      <w:rPr>
+        <w:u w:val="none"/>
+      </w:rPr>
+    </w:lvl>
+    <w:lvl w:ilvl="1">
+      <w:start w:val="1"/>
+      <w:numFmt w:val="bullet"/>
+      <w:lvlText w:val="○"/>
+      <w:lvlJc w:val="left"/>
+      <w:pPr>
+        <w:ind w:left="1440" w:hanging="360"/>
+      </w:pPr>
+      <w:rPr>
+        <w:u w:val="none"/>
+      </w:rPr>
+    </w:lvl>
+    <w:lvl w:ilvl="2">
+      <w:start w:val="1"/>
+      <w:numFmt w:val="bullet"/>
+      <w:lvlText w:val="■"/>
+      <w:lvlJc w:val="left"/>
+      <w:pPr>
+        <w:ind w:left="2160" w:hanging="360"/>
+      </w:pPr>
+      <w:rPr>
+        <w:u w:val="none"/>
+      </w:rPr>
+    </w:lvl>
+    <w:lvl w:ilvl="3">
+      <w:start w:val="1"/>
+      <w:numFmt w:val="bullet"/>
+      <w:lvlText w:val="●"/>
+      <w:lvlJc w:val="left"/>
+      <w:pPr>
+        <w:ind w:left="2880" w:hanging="360"/>
+      </w:pPr>
+      <w:rPr>
+        <w:u w:val="none"/>
+      </w:rPr>
+    </w:lvl>
+    <w:lvl w:ilvl="4">
+      <w:start w:val="1"/>
+      <w:numFmt w:val="bullet"/>
+      <w:lvlText w:val="○"/>
+      <w:lvlJc w:val="left"/>
+      <w:pPr>
+        <w:ind w:left="3600" w:hanging="360"/>
+      </w:pPr>
+      <w:rPr>
+        <w:u w:val="none"/>
+      </w:rPr>
+    </w:lvl>
+    <w:lvl w:ilvl="5">
+      <w:start w:val="1"/>
+      <w:numFmt w:val="bullet"/>
+      <w:lvlText w:val="■"/>
+      <w:lvlJc w:val="left"/>
+      <w:pPr>
+        <w:ind w:left="4320" w:hanging="360"/>
+      </w:pPr>
+      <w:rPr>
+        <w:u w:val="none"/>
+      </w:rPr>
+    </w:lvl>
+    <w:lvl w:ilvl="6">
+      <w:start w:val="1"/>
+      <w:numFmt w:val="bullet"/>
+      <w:lvlText w:val="●"/>
+      <w:lvlJc w:val="left"/>
+      <w:pPr>
+        <w:ind w:left="5040" w:hanging="360"/>
+      </w:pPr>
+      <w:rPr>
+        <w:u w:val="none"/>
+      </w:rPr>
+    </w:lvl>
+    <w:lvl w:ilvl="7">
+      <w:start w:val="1"/>
+      <w:numFmt w:val="bullet"/>
+      <w:lvlText w:val="○"/>
+      <w:lvlJc w:val="left"/>
+      <w:pPr>
+        <w:ind w:left="5760" w:hanging="360"/>
+      </w:pPr>
+      <w:rPr>
+        <w:u w:val="none"/>
+      </w:rPr>
+    </w:lvl>
+    <w:lvl w:ilvl="8">
+      <w:start w:val="1"/>
+      <w:numFmt w:val="bullet"/>
+      <w:lvlText w:val="■"/>
+      <w:lvlJc w:val="left"/>
+      <w:pPr>
+        <w:ind w:left="6480" w:hanging="360"/>
+      </w:pPr>
+      <w:rPr>
+        <w:u w:val="none"/>
+      </w:rPr>
+    </w:lvl>
+  </w:abstractNum>
+  <w:abstractNum w:abstractNumId="3">
+    <w:lvl w:ilvl="0">
+      <w:start w:val="1"/>
+      <w:numFmt w:val="bullet"/>
+      <w:lvlText w:val="●"/>
+      <w:lvlJc w:val="left"/>
+      <w:pPr>
+        <w:ind w:left="720" w:hanging="360"/>
+      </w:pPr>
+      <w:rPr>
+        <w:u w:val="none"/>
+      </w:rPr>
+    </w:lvl>
+    <w:lvl w:ilvl="1">
+      <w:start w:val="1"/>
+      <w:numFmt w:val="bullet"/>
+      <w:lvlText w:val="○"/>
+      <w:lvlJc w:val="left"/>
+      <w:pPr>
+        <w:ind w:left="1440" w:hanging="360"/>
+      </w:pPr>
+      <w:rPr>
+        <w:u w:val="none"/>
+      </w:rPr>
+    </w:lvl>
+    <w:lvl w:ilvl="2">
+      <w:start w:val="1"/>
+      <w:numFmt w:val="bullet"/>
+      <w:lvlText w:val="■"/>
+      <w:lvlJc w:val="left"/>
+      <w:pPr>
+        <w:ind w:left="2160" w:hanging="360"/>
+      </w:pPr>
+      <w:rPr>
+        <w:u w:val="none"/>
+      </w:rPr>
+    </w:lvl>
+    <w:lvl w:ilvl="3">
+      <w:start w:val="1"/>
+      <w:numFmt w:val="bullet"/>
+      <w:lvlText w:val="●"/>
+      <w:lvlJc w:val="left"/>
+      <w:pPr>
+        <w:ind w:left="2880" w:hanging="360"/>
+      </w:pPr>
+      <w:rPr>
+        <w:u w:val="none"/>
+      </w:rPr>
+    </w:lvl>
+    <w:lvl w:ilvl="4">
+      <w:start w:val="1"/>
+      <w:numFmt w:val="bullet"/>
+      <w:lvlText w:val="○"/>
+      <w:lvlJc w:val="left"/>
+      <w:pPr>
+        <w:ind w:left="3600" w:hanging="360"/>
+      </w:pPr>
+      <w:rPr>
+        <w:u w:val="none"/>
+      </w:rPr>
+    </w:lvl>
+    <w:lvl w:ilvl="5">
+      <w:start w:val="1"/>
+      <w:numFmt w:val="bullet"/>
+      <w:lvlText w:val="■"/>
+      <w:lvlJc w:val="left"/>
+      <w:pPr>
+        <w:ind w:left="4320" w:hanging="360"/>
+      </w:pPr>
+      <w:rPr>
+        <w:u w:val="none"/>
+      </w:rPr>
+    </w:lvl>
+    <w:lvl w:ilvl="6">
+      <w:start w:val="1"/>
+      <w:numFmt w:val="bullet"/>
+      <w:lvlText w:val="●"/>
+      <w:lvlJc w:val="left"/>
+      <w:pPr>
+        <w:ind w:left="5040" w:hanging="360"/>
+      </w:pPr>
+      <w:rPr>
+        <w:u w:val="none"/>
+      </w:rPr>
+    </w:lvl>
+    <w:lvl w:ilvl="7">
+      <w:start w:val="1"/>
+      <w:numFmt w:val="bullet"/>
+      <w:lvlText w:val="○"/>
+      <w:lvlJc w:val="left"/>
+      <w:pPr>
+        <w:ind w:left="5760" w:hanging="360"/>
+      </w:pPr>
+      <w:rPr>
+        <w:u w:val="none"/>
+      </w:rPr>
+    </w:lvl>
+    <w:lvl w:ilvl="8">
+      <w:start w:val="1"/>
+      <w:numFmt w:val="bullet"/>
+      <w:lvlText w:val="■"/>
+      <w:lvlJc w:val="left"/>
+      <w:pPr>
+        <w:ind w:left="6480" w:hanging="360"/>
+      </w:pPr>
+      <w:rPr>
+        <w:u w:val="none"/>
+      </w:rPr>
+    </w:lvl>
+  </w:abstractNum>
+  <w:abstractNum w:abstractNumId="4">
+    <w:lvl w:ilvl="0">
+      <w:start w:val="1"/>
+      <w:numFmt w:val="bullet"/>
+      <w:lvlText w:val="●"/>
+      <w:lvlJc w:val="left"/>
+      <w:pPr>
+        <w:ind w:left="720" w:hanging="360"/>
+      </w:pPr>
+      <w:rPr>
+        <w:u w:val="none"/>
+      </w:rPr>
+    </w:lvl>
+    <w:lvl w:ilvl="1">
+      <w:start w:val="1"/>
+      <w:numFmt w:val="bullet"/>
+      <w:lvlText w:val="○"/>
+      <w:lvlJc w:val="left"/>
+      <w:pPr>
+        <w:ind w:left="1440" w:hanging="360"/>
+      </w:pPr>
+      <w:rPr>
+        <w:u w:val="none"/>
+      </w:rPr>
+    </w:lvl>
+    <w:lvl w:ilvl="2">
+      <w:start w:val="1"/>
+      <w:numFmt w:val="bullet"/>
+      <w:lvlText w:val="■"/>
+      <w:lvlJc w:val="left"/>
+      <w:pPr>
+        <w:ind w:left="2160" w:hanging="360"/>
+      </w:pPr>
+      <w:rPr>
+        <w:u w:val="none"/>
+      </w:rPr>
+    </w:lvl>
+    <w:lvl w:ilvl="3">
+      <w:start w:val="1"/>
+      <w:numFmt w:val="bullet"/>
+      <w:lvlText w:val="●"/>
+      <w:lvlJc w:val="left"/>
+      <w:pPr>
+        <w:ind w:left="2880" w:hanging="360"/>
+      </w:pPr>
+      <w:rPr>
+        <w:u w:val="none"/>
+      </w:rPr>
+    </w:lvl>
+    <w:lvl w:ilvl="4">
+      <w:start w:val="1"/>
+      <w:numFmt w:val="bullet"/>
+      <w:lvlText w:val="○"/>
+      <w:lvlJc w:val="left"/>
+      <w:pPr>
+        <w:ind w:left="3600" w:hanging="360"/>
+      </w:pPr>
+      <w:rPr>
+        <w:u w:val="none"/>
+      </w:rPr>
+    </w:lvl>
+    <w:lvl w:ilvl="5">
+      <w:start w:val="1"/>
+      <w:numFmt w:val="bullet"/>
+      <w:lvlText w:val="■"/>
+      <w:lvlJc w:val="left"/>
+      <w:pPr>
+        <w:ind w:left="4320" w:hanging="360"/>
+      </w:pPr>
+      <w:rPr>
+        <w:u w:val="none"/>
+      </w:rPr>
+    </w:lvl>
+    <w:lvl w:ilvl="6">
+      <w:start w:val="1"/>
+      <w:numFmt w:val="bullet"/>
+      <w:lvlText w:val="●"/>
+      <w:lvlJc w:val="left"/>
+      <w:pPr>
+        <w:ind w:left="5040" w:hanging="360"/>
+      </w:pPr>
+      <w:rPr>
+        <w:u w:val="none"/>
+      </w:rPr>
+    </w:lvl>
+    <w:lvl w:ilvl="7">
+      <w:start w:val="1"/>
+      <w:numFmt w:val="bullet"/>
+      <w:lvlText w:val="○"/>
+      <w:lvlJc w:val="left"/>
+      <w:pPr>
+        <w:ind w:left="5760" w:hanging="360"/>
+      </w:pPr>
+      <w:rPr>
+        <w:u w:val="none"/>
+      </w:rPr>
+    </w:lvl>
+    <w:lvl w:ilvl="8">
+      <w:start w:val="1"/>
+      <w:numFmt w:val="bullet"/>
+      <w:lvlText w:val="■"/>
+      <w:lvlJc w:val="left"/>
+      <w:pPr>
+        <w:ind w:left="6480" w:hanging="360"/>
+      </w:pPr>
+      <w:rPr>
+        <w:u w:val="none"/>
+      </w:rPr>
+    </w:lvl>
+  </w:abstractNum>
+  <w:abstractNum w:abstractNumId="5">
+    <w:lvl w:ilvl="0">
+      <w:start w:val="1"/>
+      <w:numFmt w:val="bullet"/>
+      <w:lvlText w:val="●"/>
+      <w:lvlJc w:val="left"/>
+      <w:pPr>
+        <w:ind w:left="720" w:hanging="360"/>
+      </w:pPr>
+      <w:rPr>
+        <w:u w:val="none"/>
+      </w:rPr>
+    </w:lvl>
+    <w:lvl w:ilvl="1">
+      <w:start w:val="1"/>
+      <w:numFmt w:val="bullet"/>
+      <w:lvlText w:val="○"/>
+      <w:lvlJc w:val="left"/>
+      <w:pPr>
+        <w:ind w:left="1440" w:hanging="360"/>
+      </w:pPr>
+      <w:rPr>
+        <w:u w:val="none"/>
+      </w:rPr>
+    </w:lvl>
+    <w:lvl w:ilvl="2">
+      <w:start w:val="1"/>
+      <w:numFmt w:val="bullet"/>
+      <w:lvlText w:val="■"/>
+      <w:lvlJc w:val="left"/>
+      <w:pPr>
+        <w:ind w:left="2160" w:hanging="360"/>
+      </w:pPr>
+      <w:rPr>
+        <w:u w:val="none"/>
+      </w:rPr>
+    </w:lvl>
+    <w:lvl w:ilvl="3">
+      <w:start w:val="1"/>
+      <w:numFmt w:val="bullet"/>
+      <w:lvlText w:val="●"/>
+      <w:lvlJc w:val="left"/>
+      <w:pPr>
+        <w:ind w:left="2880" w:hanging="360"/>
+      </w:pPr>
+      <w:rPr>
+        <w:u w:val="none"/>
+      </w:rPr>
+    </w:lvl>
+    <w:lvl w:ilvl="4">
+      <w:start w:val="1"/>
+      <w:numFmt w:val="bullet"/>
+      <w:lvlText w:val="○"/>
+      <w:lvlJc w:val="left"/>
+      <w:pPr>
+        <w:ind w:left="3600" w:hanging="360"/>
+      </w:pPr>
+      <w:rPr>
+        <w:u w:val="none"/>
+      </w:rPr>
+    </w:lvl>
+    <w:lvl w:ilvl="5">
+      <w:start w:val="1"/>
+      <w:numFmt w:val="bullet"/>
+      <w:lvlText w:val="■"/>
+      <w:lvlJc w:val="left"/>
+      <w:pPr>
+        <w:ind w:left="4320" w:hanging="360"/>
+      </w:pPr>
+      <w:rPr>
+        <w:u w:val="none"/>
+      </w:rPr>
+    </w:lvl>
+    <w:lvl w:ilvl="6">
+      <w:start w:val="1"/>
+      <w:numFmt w:val="bullet"/>
+      <w:lvlText w:val="●"/>
+      <w:lvlJc w:val="left"/>
+      <w:pPr>
+        <w:ind w:left="5040" w:hanging="360"/>
+      </w:pPr>
+      <w:rPr>
+        <w:u w:val="none"/>
+      </w:rPr>
+    </w:lvl>
+    <w:lvl w:ilvl="7">
+      <w:start w:val="1"/>
+      <w:numFmt w:val="bullet"/>
+      <w:lvlText w:val="○"/>
+      <w:lvlJc w:val="left"/>
+      <w:pPr>
+        <w:ind w:left="5760" w:hanging="360"/>
+      </w:pPr>
+      <w:rPr>
+        <w:u w:val="none"/>
+      </w:rPr>
+    </w:lvl>
+    <w:lvl w:ilvl="8">
+      <w:start w:val="1"/>
+      <w:numFmt w:val="bullet"/>
+      <w:lvlText w:val="■"/>
+      <w:lvlJc w:val="left"/>
+      <w:pPr>
+        <w:ind w:left="6480" w:hanging="360"/>
+      </w:pPr>
+      <w:rPr>
+        <w:u w:val="none"/>
+      </w:rPr>
+    </w:lvl>
+  </w:abstractNum>
+  <w:abstractNum w:abstractNumId="6">
+    <w:lvl w:ilvl="0">
+      <w:start w:val="1"/>
+      <w:numFmt w:val="bullet"/>
+      <w:lvlText w:val="●"/>
+      <w:lvlJc w:val="left"/>
+      <w:pPr>
+        <w:ind w:left="720" w:hanging="360"/>
+      </w:pPr>
+      <w:rPr>
+        <w:u w:val="none"/>
+      </w:rPr>
+    </w:lvl>
+    <w:lvl w:ilvl="1">
+      <w:start w:val="1"/>
+      <w:numFmt w:val="bullet"/>
+      <w:lvlText w:val="○"/>
+      <w:lvlJc w:val="left"/>
+      <w:pPr>
+        <w:ind w:left="1440" w:hanging="360"/>
+      </w:pPr>
+      <w:rPr>
+        <w:u w:val="none"/>
+      </w:rPr>
+    </w:lvl>
+    <w:lvl w:ilvl="2">
+      <w:start w:val="1"/>
+      <w:numFmt w:val="bullet"/>
+      <w:lvlText w:val="■"/>
+      <w:lvlJc w:val="left"/>
+      <w:pPr>
+        <w:ind w:left="2160" w:hanging="360"/>
+      </w:pPr>
+      <w:rPr>
+        <w:u w:val="none"/>
+      </w:rPr>
+    </w:lvl>
+    <w:lvl w:ilvl="3">
+      <w:start w:val="1"/>
+      <w:numFmt w:val="bullet"/>
+      <w:lvlText w:val="●"/>
+      <w:lvlJc w:val="left"/>
+      <w:pPr>
+        <w:ind w:left="2880" w:hanging="360"/>
+      </w:pPr>
+      <w:rPr>
+        <w:u w:val="none"/>
+      </w:rPr>
+    </w:lvl>
+    <w:lvl w:ilvl="4">
+      <w:start w:val="1"/>
+      <w:numFmt w:val="bullet"/>
+      <w:lvlText w:val="○"/>
+      <w:lvlJc w:val="left"/>
+      <w:pPr>
+        <w:ind w:left="3600" w:hanging="360"/>
+      </w:pPr>
+      <w:rPr>
+        <w:u w:val="none"/>
+      </w:rPr>
+    </w:lvl>
+    <w:lvl w:ilvl="5">
+      <w:start w:val="1"/>
+      <w:numFmt w:val="bullet"/>
+      <w:lvlText w:val="■"/>
+      <w:lvlJc w:val="left"/>
+      <w:pPr>
+        <w:ind w:left="4320" w:hanging="360"/>
+      </w:pPr>
+      <w:rPr>
+        <w:u w:val="none"/>
+      </w:rPr>
+    </w:lvl>
+    <w:lvl w:ilvl="6">
+      <w:start w:val="1"/>
+      <w:numFmt w:val="bullet"/>
+      <w:lvlText w:val="●"/>
+      <w:lvlJc w:val="left"/>
+      <w:pPr>
+        <w:ind w:left="5040" w:hanging="360"/>
+      </w:pPr>
+      <w:rPr>
+        <w:u w:val="none"/>
+      </w:rPr>
+    </w:lvl>
+    <w:lvl w:ilvl="7">
+      <w:start w:val="1"/>
+      <w:numFmt w:val="bullet"/>
+      <w:lvlText w:val="○"/>
+      <w:lvlJc w:val="left"/>
+      <w:pPr>
+        <w:ind w:left="5760" w:hanging="360"/>
+      </w:pPr>
+      <w:rPr>
+        <w:u w:val="none"/>
+      </w:rPr>
+    </w:lvl>
+    <w:lvl w:ilvl="8">
+      <w:start w:val="1"/>
+      <w:numFmt w:val="bullet"/>
+      <w:lvlText w:val="■"/>
+      <w:lvlJc w:val="left"/>
+      <w:pPr>
+        <w:ind w:left="6480" w:hanging="360"/>
+      </w:pPr>
+      <w:rPr>
+        <w:u w:val="none"/>
+      </w:rPr>
+    </w:lvl>
+  </w:abstractNum>
+  <w:abstractNum w:abstractNumId="7">
+    <w:lvl w:ilvl="0">
+      <w:start w:val="1"/>
+      <w:numFmt w:val="bullet"/>
+      <w:lvlText w:val="●"/>
+      <w:lvlJc w:val="left"/>
+      <w:pPr>
+        <w:ind w:left="720" w:hanging="360"/>
+      </w:pPr>
+      <w:rPr>
+        <w:u w:val="none"/>
+      </w:rPr>
+    </w:lvl>
+    <w:lvl w:ilvl="1">
+      <w:start w:val="1"/>
+      <w:numFmt w:val="bullet"/>
+      <w:lvlText w:val="○"/>
+      <w:lvlJc w:val="left"/>
+      <w:pPr>
+        <w:ind w:left="1440" w:hanging="360"/>
+      </w:pPr>
+      <w:rPr>
+        <w:u w:val="none"/>
+      </w:rPr>
+    </w:lvl>
+    <w:lvl w:ilvl="2">
+      <w:start w:val="1"/>
+      <w:numFmt w:val="bullet"/>
+      <w:lvlText w:val="■"/>
+      <w:lvlJc w:val="left"/>
+      <w:pPr>
+        <w:ind w:left="2160" w:hanging="360"/>
+      </w:pPr>
+      <w:rPr>
+        <w:u w:val="none"/>
+      </w:rPr>
+    </w:lvl>
+    <w:lvl w:ilvl="3">
+      <w:start w:val="1"/>
+      <w:numFmt w:val="bullet"/>
+      <w:lvlText w:val="●"/>
+      <w:lvlJc w:val="left"/>
+      <w:pPr>
+        <w:ind w:left="2880" w:hanging="360"/>
+      </w:pPr>
+      <w:rPr>
+        <w:u w:val="none"/>
+      </w:rPr>
+    </w:lvl>
+    <w:lvl w:ilvl="4">
+      <w:start w:val="1"/>
+      <w:numFmt w:val="bullet"/>
+      <w:lvlText w:val="○"/>
+      <w:lvlJc w:val="left"/>
+      <w:pPr>
+        <w:ind w:left="3600" w:hanging="360"/>
+      </w:pPr>
+      <w:rPr>
+        <w:u w:val="none"/>
+      </w:rPr>
+    </w:lvl>
+    <w:lvl w:ilvl="5">
+      <w:start w:val="1"/>
+      <w:numFmt w:val="bullet"/>
+      <w:lvlText w:val="■"/>
+      <w:lvlJc w:val="left"/>
+      <w:pPr>
+        <w:ind w:left="4320" w:hanging="360"/>
+      </w:pPr>
+      <w:rPr>
+        <w:u w:val="none"/>
+      </w:rPr>
+    </w:lvl>
+    <w:lvl w:ilvl="6">
+      <w:start w:val="1"/>
+      <w:numFmt w:val="bullet"/>
+      <w:lvlText w:val="●"/>
+      <w:lvlJc w:val="left"/>
+      <w:pPr>
+        <w:ind w:left="5040" w:hanging="360"/>
+      </w:pPr>
+      <w:rPr>
+        <w:u w:val="none"/>
+      </w:rPr>
+    </w:lvl>
+    <w:lvl w:ilvl="7">
+      <w:start w:val="1"/>
+      <w:numFmt w:val="bullet"/>
+      <w:lvlText w:val="○"/>
+      <w:lvlJc w:val="left"/>
+      <w:pPr>
+        <w:ind w:left="5760" w:hanging="360"/>
+      </w:pPr>
+      <w:rPr>
+        <w:u w:val="none"/>
+      </w:rPr>
+    </w:lvl>
+    <w:lvl w:ilvl="8">
+      <w:start w:val="1"/>
+      <w:numFmt w:val="bullet"/>
+      <w:lvlText w:val="■"/>
+      <w:lvlJc w:val="left"/>
+      <w:pPr>
+        <w:ind w:left="6480" w:hanging="360"/>
+      </w:pPr>
+      <w:rPr>
+        <w:u w:val="none"/>
+      </w:rPr>
+    </w:lvl>
+  </w:abstractNum>
+  <w:abstractNum w:abstractNumId="8">
+    <w:lvl w:ilvl="0">
+      <w:start w:val="1"/>
+      <w:numFmt w:val="bullet"/>
+      <w:lvlText w:val="●"/>
+      <w:lvlJc w:val="left"/>
+      <w:pPr>
+        <w:ind w:left="720" w:hanging="360"/>
+      </w:pPr>
+      <w:rPr>
+        <w:u w:val="none"/>
+      </w:rPr>
+    </w:lvl>
+    <w:lvl w:ilvl="1">
+      <w:start w:val="1"/>
+      <w:numFmt w:val="bullet"/>
+      <w:lvlText w:val="○"/>
+      <w:lvlJc w:val="left"/>
+      <w:pPr>
+        <w:ind w:left="1440" w:hanging="360"/>
+      </w:pPr>
+      <w:rPr>
+        <w:u w:val="none"/>
+      </w:rPr>
+    </w:lvl>
+    <w:lvl w:ilvl="2">
+      <w:start w:val="1"/>
+      <w:numFmt w:val="bullet"/>
+      <w:lvlText w:val="■"/>
+      <w:lvlJc w:val="left"/>
+      <w:pPr>
+        <w:ind w:left="2160" w:hanging="360"/>
+      </w:pPr>
+      <w:rPr>
+        <w:u w:val="none"/>
+      </w:rPr>
+    </w:lvl>
+    <w:lvl w:ilvl="3">
+      <w:start w:val="1"/>
+      <w:numFmt w:val="bullet"/>
+      <w:lvlText w:val="●"/>
+      <w:lvlJc w:val="left"/>
+      <w:pPr>
+        <w:ind w:left="2880" w:hanging="360"/>
+      </w:pPr>
+      <w:rPr>
+        <w:u w:val="none"/>
+      </w:rPr>
+    </w:lvl>
+    <w:lvl w:ilvl="4">
+      <w:start w:val="1"/>
+      <w:numFmt w:val="bullet"/>
+      <w:lvlText w:val="○"/>
+      <w:lvlJc w:val="left"/>
+      <w:pPr>
+        <w:ind w:left="3600" w:hanging="360"/>
+      </w:pPr>
+      <w:rPr>
+        <w:u w:val="none"/>
+      </w:rPr>
+    </w:lvl>
+    <w:lvl w:ilvl="5">
+      <w:start w:val="1"/>
+      <w:numFmt w:val="bullet"/>
+      <w:lvlText w:val="■"/>
+      <w:lvlJc w:val="left"/>
+      <w:pPr>
+        <w:ind w:left="4320" w:hanging="360"/>
+      </w:pPr>
+      <w:rPr>
+        <w:u w:val="none"/>
+      </w:rPr>
+    </w:lvl>
+    <w:lvl w:ilvl="6">
+      <w:start w:val="1"/>
+      <w:numFmt w:val="bullet"/>
+      <w:lvlText w:val="●"/>
+      <w:lvlJc w:val="left"/>
+      <w:pPr>
+        <w:ind w:left="5040" w:hanging="360"/>
+      </w:pPr>
+      <w:rPr>
+        <w:u w:val="none"/>
+      </w:rPr>
+    </w:lvl>
+    <w:lvl w:ilvl="7">
+      <w:start w:val="1"/>
+      <w:numFmt w:val="bullet"/>
+      <w:lvlText w:val="○"/>
+      <w:lvlJc w:val="left"/>
+      <w:pPr>
+        <w:ind w:left="5760" w:hanging="360"/>
+      </w:pPr>
+      <w:rPr>
+        <w:u w:val="none"/>
+      </w:rPr>
+    </w:lvl>
+    <w:lvl w:ilvl="8">
+      <w:start w:val="1"/>
+      <w:numFmt w:val="bullet"/>
+      <w:lvlText w:val="■"/>
+      <w:lvlJc w:val="left"/>
+      <w:pPr>
+        <w:ind w:left="6480" w:hanging="360"/>
+      </w:pPr>
+      <w:rPr>
+        <w:u w:val="none"/>
+      </w:rPr>
     </w:lvl>
   </w:abstractNum>
   <w:num w:numId="1">
     <w:abstractNumId w:val="1"/>
+  </w:num>
+  <w:num w:numId="2">
+    <w:abstractNumId w:val="2"/>
+  </w:num>
+  <w:num w:numId="3">
+    <w:abstractNumId w:val="3"/>
+  </w:num>
+  <w:num w:numId="4">
+    <w:abstractNumId w:val="4"/>
+  </w:num>
+  <w:num w:numId="5">
+    <w:abstractNumId w:val="5"/>
+  </w:num>
+  <w:num w:numId="6">
+    <w:abstractNumId w:val="6"/>
+  </w:num>
+  <w:num w:numId="7">
+    <w:abstractNumId w:val="7"/>
+  </w:num>
+  <w:num w:numId="8">
+    <w:abstractNumId w:val="8"/>
   </w:num>
 </w:numbering>
 </file>
